--- a/klagomål/A 11477-2026 FSC-klagomål.docx
+++ b/klagomål/A 11477-2026 FSC-klagomål.docx
@@ -662,7 +662,7 @@
     <w:r>
       <w:tab/>
       <w:tab/>
-      <w:t>2026-03-03</w:t>
+      <w:t>2026-03-04</w:t>
       <w:br/>
       <w:br/>
     </w:r>

--- a/klagomål/A 11477-2026 FSC-klagomål.docx
+++ b/klagomål/A 11477-2026 FSC-klagomål.docx
@@ -662,7 +662,7 @@
     <w:r>
       <w:tab/>
       <w:tab/>
-      <w:t>2026-03-04</w:t>
+      <w:t>2026-03-05</w:t>
       <w:br/>
       <w:br/>
     </w:r>

--- a/klagomål/A 11477-2026 FSC-klagomål.docx
+++ b/klagomål/A 11477-2026 FSC-klagomål.docx
@@ -662,7 +662,7 @@
     <w:r>
       <w:tab/>
       <w:tab/>
-      <w:t>2026-03-05</w:t>
+      <w:t>2026-03-06</w:t>
       <w:br/>
       <w:br/>
     </w:r>

--- a/klagomål/A 11477-2026 FSC-klagomål.docx
+++ b/klagomål/A 11477-2026 FSC-klagomål.docx
@@ -662,7 +662,7 @@
     <w:r>
       <w:tab/>
       <w:tab/>
-      <w:t>2026-03-06</w:t>
+      <w:t>2026-03-07</w:t>
       <w:br/>
       <w:br/>
     </w:r>

--- a/klagomål/A 11477-2026 FSC-klagomål.docx
+++ b/klagomål/A 11477-2026 FSC-klagomål.docx
@@ -662,7 +662,7 @@
     <w:r>
       <w:tab/>
       <w:tab/>
-      <w:t>2026-03-07</w:t>
+      <w:t>2026-03-08</w:t>
       <w:br/>
       <w:br/>
     </w:r>

--- a/klagomål/A 11477-2026 FSC-klagomål.docx
+++ b/klagomål/A 11477-2026 FSC-klagomål.docx
@@ -662,7 +662,7 @@
     <w:r>
       <w:tab/>
       <w:tab/>
-      <w:t>2026-03-08</w:t>
+      <w:t>2026-03-09</w:t>
       <w:br/>
       <w:br/>
     </w:r>

--- a/klagomål/A 11477-2026 FSC-klagomål.docx
+++ b/klagomål/A 11477-2026 FSC-klagomål.docx
@@ -662,7 +662,7 @@
     <w:r>
       <w:tab/>
       <w:tab/>
-      <w:t>2026-03-09</w:t>
+      <w:t>2026-03-10</w:t>
       <w:br/>
       <w:br/>
     </w:r>

--- a/klagomål/A 11477-2026 FSC-klagomål.docx
+++ b/klagomål/A 11477-2026 FSC-klagomål.docx
@@ -662,7 +662,7 @@
     <w:r>
       <w:tab/>
       <w:tab/>
-      <w:t>2026-03-10</w:t>
+      <w:t>2026-03-11</w:t>
       <w:br/>
       <w:br/>
     </w:r>

--- a/klagomål/A 11477-2026 FSC-klagomål.docx
+++ b/klagomål/A 11477-2026 FSC-klagomål.docx
@@ -662,7 +662,7 @@
     <w:r>
       <w:tab/>
       <w:tab/>
-      <w:t>2026-03-11</w:t>
+      <w:t>2026-03-12</w:t>
       <w:br/>
       <w:br/>
     </w:r>

--- a/klagomål/A 11477-2026 FSC-klagomål.docx
+++ b/klagomål/A 11477-2026 FSC-klagomål.docx
@@ -662,7 +662,7 @@
     <w:r>
       <w:tab/>
       <w:tab/>
-      <w:t>2026-03-12</w:t>
+      <w:t>2026-03-13</w:t>
       <w:br/>
       <w:br/>
     </w:r>

--- a/klagomål/A 11477-2026 FSC-klagomål.docx
+++ b/klagomål/A 11477-2026 FSC-klagomål.docx
@@ -662,7 +662,7 @@
     <w:r>
       <w:tab/>
       <w:tab/>
-      <w:t>2026-03-13</w:t>
+      <w:t>2026-03-16</w:t>
       <w:br/>
       <w:br/>
     </w:r>

--- a/klagomål/A 11477-2026 FSC-klagomål.docx
+++ b/klagomål/A 11477-2026 FSC-klagomål.docx
@@ -662,7 +662,7 @@
     <w:r>
       <w:tab/>
       <w:tab/>
-      <w:t>2026-03-16</w:t>
+      <w:t>2026-03-17</w:t>
       <w:br/>
       <w:br/>
     </w:r>

--- a/klagomål/A 11477-2026 FSC-klagomål.docx
+++ b/klagomål/A 11477-2026 FSC-klagomål.docx
@@ -662,7 +662,7 @@
     <w:r>
       <w:tab/>
       <w:tab/>
-      <w:t>2026-03-17</w:t>
+      <w:t>2026-03-18</w:t>
       <w:br/>
       <w:br/>
     </w:r>

--- a/klagomål/A 11477-2026 FSC-klagomål.docx
+++ b/klagomål/A 11477-2026 FSC-klagomål.docx
@@ -662,7 +662,7 @@
     <w:r>
       <w:tab/>
       <w:tab/>
-      <w:t>2026-03-18</w:t>
+      <w:t>2026-03-19</w:t>
       <w:br/>
       <w:br/>
     </w:r>

--- a/klagomål/A 11477-2026 FSC-klagomål.docx
+++ b/klagomål/A 11477-2026 FSC-klagomål.docx
@@ -662,7 +662,7 @@
     <w:r>
       <w:tab/>
       <w:tab/>
-      <w:t>2026-03-19</w:t>
+      <w:t>2026-03-20</w:t>
       <w:br/>
       <w:br/>
     </w:r>

--- a/klagomål/A 11477-2026 FSC-klagomål.docx
+++ b/klagomål/A 11477-2026 FSC-klagomål.docx
@@ -662,7 +662,7 @@
     <w:r>
       <w:tab/>
       <w:tab/>
-      <w:t>2026-03-20</w:t>
+      <w:t>2026-03-21</w:t>
       <w:br/>
       <w:br/>
     </w:r>

--- a/klagomål/A 11477-2026 FSC-klagomål.docx
+++ b/klagomål/A 11477-2026 FSC-klagomål.docx
@@ -662,7 +662,7 @@
     <w:r>
       <w:tab/>
       <w:tab/>
-      <w:t>2026-03-21</w:t>
+      <w:t>2026-03-22</w:t>
       <w:br/>
       <w:br/>
     </w:r>

--- a/klagomål/A 11477-2026 FSC-klagomål.docx
+++ b/klagomål/A 11477-2026 FSC-klagomål.docx
@@ -662,7 +662,7 @@
     <w:r>
       <w:tab/>
       <w:tab/>
-      <w:t>2026-03-22</w:t>
+      <w:t>2026-03-23</w:t>
       <w:br/>
       <w:br/>
     </w:r>

--- a/klagomål/A 11477-2026 FSC-klagomål.docx
+++ b/klagomål/A 11477-2026 FSC-klagomål.docx
@@ -662,7 +662,7 @@
     <w:r>
       <w:tab/>
       <w:tab/>
-      <w:t>2026-03-23</w:t>
+      <w:t>2026-03-24</w:t>
       <w:br/>
       <w:br/>
     </w:r>

--- a/klagomål/A 11477-2026 FSC-klagomål.docx
+++ b/klagomål/A 11477-2026 FSC-klagomål.docx
@@ -662,7 +662,7 @@
     <w:r>
       <w:tab/>
       <w:tab/>
-      <w:t>2026-03-24</w:t>
+      <w:t>2026-03-25</w:t>
       <w:br/>
       <w:br/>
     </w:r>

--- a/klagomål/A 11477-2026 FSC-klagomål.docx
+++ b/klagomål/A 11477-2026 FSC-klagomål.docx
@@ -662,7 +662,7 @@
     <w:r>
       <w:tab/>
       <w:tab/>
-      <w:t>2026-03-25</w:t>
+      <w:t>2026-03-26</w:t>
       <w:br/>
       <w:br/>
     </w:r>

--- a/klagomål/A 11477-2026 FSC-klagomål.docx
+++ b/klagomål/A 11477-2026 FSC-klagomål.docx
@@ -662,7 +662,7 @@
     <w:r>
       <w:tab/>
       <w:tab/>
-      <w:t>2026-03-26</w:t>
+      <w:t>2026-03-27</w:t>
       <w:br/>
       <w:br/>
     </w:r>

--- a/klagomål/A 11477-2026 FSC-klagomål.docx
+++ b/klagomål/A 11477-2026 FSC-klagomål.docx
@@ -662,7 +662,7 @@
     <w:r>
       <w:tab/>
       <w:tab/>
-      <w:t>2026-03-27</w:t>
+      <w:t>2026-03-28</w:t>
       <w:br/>
       <w:br/>
     </w:r>

--- a/klagomål/A 11477-2026 FSC-klagomål.docx
+++ b/klagomål/A 11477-2026 FSC-klagomål.docx
@@ -662,7 +662,7 @@
     <w:r>
       <w:tab/>
       <w:tab/>
-      <w:t>2026-03-28</w:t>
+      <w:t>2026-03-29</w:t>
       <w:br/>
       <w:br/>
     </w:r>

--- a/klagomål/A 11477-2026 FSC-klagomål.docx
+++ b/klagomål/A 11477-2026 FSC-klagomål.docx
@@ -662,7 +662,7 @@
     <w:r>
       <w:tab/>
       <w:tab/>
-      <w:t>2026-03-29</w:t>
+      <w:t>2026-03-30</w:t>
       <w:br/>
       <w:br/>
     </w:r>

--- a/klagomål/A 11477-2026 FSC-klagomål.docx
+++ b/klagomål/A 11477-2026 FSC-klagomål.docx
@@ -662,7 +662,7 @@
     <w:r>
       <w:tab/>
       <w:tab/>
-      <w:t>2026-03-30</w:t>
+      <w:t>2026-03-31</w:t>
       <w:br/>
       <w:br/>
     </w:r>

--- a/klagomål/A 11477-2026 FSC-klagomål.docx
+++ b/klagomål/A 11477-2026 FSC-klagomål.docx
@@ -662,7 +662,7 @@
     <w:r>
       <w:tab/>
       <w:tab/>
-      <w:t>2026-03-31</w:t>
+      <w:t>2026-04-01</w:t>
       <w:br/>
       <w:br/>
     </w:r>

--- a/klagomål/A 11477-2026 FSC-klagomål.docx
+++ b/klagomål/A 11477-2026 FSC-klagomål.docx
@@ -662,7 +662,7 @@
     <w:r>
       <w:tab/>
       <w:tab/>
-      <w:t>2026-04-01</w:t>
+      <w:t>2026-04-02</w:t>
       <w:br/>
       <w:br/>
     </w:r>

--- a/klagomål/A 11477-2026 FSC-klagomål.docx
+++ b/klagomål/A 11477-2026 FSC-klagomål.docx
@@ -662,7 +662,7 @@
     <w:r>
       <w:tab/>
       <w:tab/>
-      <w:t>2026-04-02</w:t>
+      <w:t>2026-04-03</w:t>
       <w:br/>
       <w:br/>
     </w:r>

--- a/klagomål/A 11477-2026 FSC-klagomål.docx
+++ b/klagomål/A 11477-2026 FSC-klagomål.docx
@@ -662,7 +662,7 @@
     <w:r>
       <w:tab/>
       <w:tab/>
-      <w:t>2026-04-03</w:t>
+      <w:t>2026-04-04</w:t>
       <w:br/>
       <w:br/>
     </w:r>

--- a/klagomål/A 11477-2026 FSC-klagomål.docx
+++ b/klagomål/A 11477-2026 FSC-klagomål.docx
@@ -662,7 +662,7 @@
     <w:r>
       <w:tab/>
       <w:tab/>
-      <w:t>2026-04-04</w:t>
+      <w:t>2026-04-05</w:t>
       <w:br/>
       <w:br/>
     </w:r>

--- a/klagomål/A 11477-2026 FSC-klagomål.docx
+++ b/klagomål/A 11477-2026 FSC-klagomål.docx
@@ -662,7 +662,7 @@
     <w:r>
       <w:tab/>
       <w:tab/>
-      <w:t>2026-04-05</w:t>
+      <w:t>2026-04-06</w:t>
       <w:br/>
       <w:br/>
     </w:r>

--- a/klagomål/A 11477-2026 FSC-klagomål.docx
+++ b/klagomål/A 11477-2026 FSC-klagomål.docx
@@ -662,7 +662,7 @@
     <w:r>
       <w:tab/>
       <w:tab/>
-      <w:t>2026-04-06</w:t>
+      <w:t>2026-04-07</w:t>
       <w:br/>
       <w:br/>
     </w:r>

--- a/klagomål/A 11477-2026 FSC-klagomål.docx
+++ b/klagomål/A 11477-2026 FSC-klagomål.docx
@@ -662,7 +662,7 @@
     <w:r>
       <w:tab/>
       <w:tab/>
-      <w:t>2026-04-07</w:t>
+      <w:t>2026-04-08</w:t>
       <w:br/>
       <w:br/>
     </w:r>

--- a/klagomål/A 11477-2026 FSC-klagomål.docx
+++ b/klagomål/A 11477-2026 FSC-klagomål.docx
@@ -662,7 +662,7 @@
     <w:r>
       <w:tab/>
       <w:tab/>
-      <w:t>2026-04-08</w:t>
+      <w:t>2026-04-09</w:t>
       <w:br/>
       <w:br/>
     </w:r>

--- a/klagomål/A 11477-2026 FSC-klagomål.docx
+++ b/klagomål/A 11477-2026 FSC-klagomål.docx
@@ -662,7 +662,7 @@
     <w:r>
       <w:tab/>
       <w:tab/>
-      <w:t>2026-04-09</w:t>
+      <w:t>2026-04-10</w:t>
       <w:br/>
       <w:br/>
     </w:r>

--- a/klagomål/A 11477-2026 FSC-klagomål.docx
+++ b/klagomål/A 11477-2026 FSC-klagomål.docx
@@ -662,7 +662,7 @@
     <w:r>
       <w:tab/>
       <w:tab/>
-      <w:t>2026-04-10</w:t>
+      <w:t>2026-04-11</w:t>
       <w:br/>
       <w:br/>
     </w:r>

--- a/klagomål/A 11477-2026 FSC-klagomål.docx
+++ b/klagomål/A 11477-2026 FSC-klagomål.docx
@@ -662,7 +662,7 @@
     <w:r>
       <w:tab/>
       <w:tab/>
-      <w:t>2026-04-11</w:t>
+      <w:t>2026-04-12</w:t>
       <w:br/>
       <w:br/>
     </w:r>

--- a/klagomål/A 11477-2026 FSC-klagomål.docx
+++ b/klagomål/A 11477-2026 FSC-klagomål.docx
@@ -662,7 +662,7 @@
     <w:r>
       <w:tab/>
       <w:tab/>
-      <w:t>2026-05-16</w:t>
+      <w:t>2026-05-17</w:t>
       <w:br/>
       <w:br/>
     </w:r>

--- a/klagomål/A 11477-2026 FSC-klagomål.docx
+++ b/klagomål/A 11477-2026 FSC-klagomål.docx
@@ -662,7 +662,7 @@
     <w:r>
       <w:tab/>
       <w:tab/>
-      <w:t>2026-05-17</w:t>
+      <w:t>2026-05-18</w:t>
       <w:br/>
       <w:br/>
     </w:r>

--- a/klagomål/A 11477-2026 FSC-klagomål.docx
+++ b/klagomål/A 11477-2026 FSC-klagomål.docx
@@ -662,7 +662,7 @@
     <w:r>
       <w:tab/>
       <w:tab/>
-      <w:t>2026-06-15</w:t>
+      <w:t>2026-06-16</w:t>
       <w:br/>
       <w:br/>
     </w:r>

--- a/klagomål/A 11477-2026 FSC-klagomål.docx
+++ b/klagomål/A 11477-2026 FSC-klagomål.docx
@@ -662,7 +662,7 @@
     <w:r>
       <w:tab/>
       <w:tab/>
-      <w:t>2026-06-16</w:t>
+      <w:t>2026-06-17</w:t>
       <w:br/>
       <w:br/>
     </w:r>

--- a/klagomål/A 11477-2026 FSC-klagomål.docx
+++ b/klagomål/A 11477-2026 FSC-klagomål.docx
@@ -1,6 +1,6 @@
 
 <file path=word/document.xml><?xml version="1.0" encoding="utf-8"?>
-<w:document xmlns:wpc="http://schemas.microsoft.com/office/word/2010/wordprocessingCanvas" xmlns:cx="http://schemas.microsoft.com/office/drawing/2014/chartex" xmlns:cx1="http://schemas.microsoft.com/office/drawing/2015/9/8/chartex" xmlns:cx2="http://schemas.microsoft.com/office/drawing/2015/10/21/chartex" xmlns:cx3="http://schemas.microsoft.com/office/drawing/2016/5/9/chartex" xmlns:cx4="http://schemas.microsoft.com/office/drawing/2016/5/10/chartex" xmlns:cx5="http://schemas.microsoft.com/office/drawing/2016/5/11/chartex" xmlns:cx6="http://schemas.microsoft.com/office/drawing/2016/5/12/chartex" xmlns:cx7="http://schemas.microsoft.com/office/drawing/2016/5/13/chartex" xmlns:cx8="http://schemas.microsoft.com/office/drawing/2016/5/14/chartex" xmlns:mc="http://schemas.openxmlformats.org/markup-compatibility/2006" xmlns:aink="http://schemas.microsoft.com/office/drawing/2016/ink" xmlns:am3d="http://schemas.microsoft.com/office/drawing/2017/model3d" xmlns:o="urn:schemas-microsoft-com:office:office" xmlns:oel="http://schemas.microsoft.com/office/2019/extlst" xmlns:r="http://schemas.openxmlformats.org/officeDocument/2006/relationships" xmlns:m="http://schemas.openxmlformats.org/officeDocument/2006/math" xmlns:v="urn:schemas-microsoft-com:vml" xmlns:wp14="http://schemas.microsoft.com/office/word/2010/wordprocessingDrawing" xmlns:wp="http://schemas.openxmlformats.org/drawingml/2006/wordprocessingDrawing" xmlns:w10="urn:schemas-microsoft-com:office:word" xmlns:w="http://schemas.openxmlformats.org/wordprocessingml/2006/main" xmlns:w14="http://schemas.microsoft.com/office/word/2010/wordml" xmlns:w15="http://schemas.microsoft.com/office/word/2012/wordml" xmlns:w16cex="http://schemas.microsoft.com/office/word/2018/wordml/cex" xmlns:w16cid="http://schemas.microsoft.com/office/word/2016/wordml/cid" xmlns:w16="http://schemas.microsoft.com/office/word/2018/wordml" xmlns:w16sdtdh="http://schemas.microsoft.com/office/word/2020/wordml/sdtdatahash" xmlns:w16se="http://schemas.microsoft.com/office/word/2015/wordml/symex" xmlns:wpg="http://schemas.microsoft.com/office/word/2010/wordprocessingGroup" xmlns:wpi="http://schemas.microsoft.com/office/word/2010/wordprocessingInk" xmlns:wne="http://schemas.microsoft.com/office/word/2006/wordml" xmlns:wps="http://schemas.microsoft.com/office/word/2010/wordprocessingShape" mc:Ignorable="w14 w15 w16se w16cid w16 w16cex w16sdtdh wp14">
+<w:document xmlns:wpc="http://schemas.microsoft.com/office/word/2010/wordprocessingCanvas" xmlns:cx="http://schemas.microsoft.com/office/drawing/2014/chartex" xmlns:cx1="http://schemas.microsoft.com/office/drawing/2015/9/8/chartex" xmlns:cx2="http://schemas.microsoft.com/office/drawing/2015/10/21/chartex" xmlns:cx3="http://schemas.microsoft.com/office/drawing/2016/5/9/chartex" xmlns:cx4="http://schemas.microsoft.com/office/drawing/2016/5/10/chartex" xmlns:cx5="http://schemas.microsoft.com/office/drawing/2016/5/11/chartex" xmlns:cx6="http://schemas.microsoft.com/office/drawing/2016/5/12/chartex" xmlns:cx7="http://schemas.microsoft.com/office/drawing/2016/5/13/chartex" xmlns:cx8="http://schemas.microsoft.com/office/drawing/2016/5/14/chartex" xmlns:mc="http://schemas.openxmlformats.org/markup-compatibility/2006" xmlns:aink="http://schemas.microsoft.com/office/drawing/2016/ink" xmlns:am3d="http://schemas.microsoft.com/office/drawing/2017/model3d" xmlns:o="urn:schemas-microsoft-com:office:office" xmlns:oel="http://schemas.microsoft.com/office/2019/extlst" xmlns:r="http://schemas.openxmlformats.org/officeDocument/2006/relationships" xmlns:m="http://schemas.openxmlformats.org/officeDocument/2006/math" xmlns:v="urn:schemas-microsoft-com:vml" xmlns:wp14="http://schemas.microsoft.com/office/word/2010/wordprocessingDrawing" xmlns:wp="http://schemas.openxmlformats.org/drawingml/2006/wordprocessingDrawing" xmlns:w10="urn:schemas-microsoft-com:office:word" xmlns:w="http://schemas.openxmlformats.org/wordprocessingml/2006/main" xmlns:w14="http://schemas.microsoft.com/office/word/2010/wordml" xmlns:w15="http://schemas.microsoft.com/office/word/2012/wordml" xmlns:w16cex="http://schemas.microsoft.com/office/word/2018/wordml/cex" xmlns:w16cid="http://schemas.microsoft.com/office/word/2016/wordml/cid" xmlns:w16="http://schemas.microsoft.com/office/word/2018/wordml" xmlns:w16du="http://schemas.microsoft.com/office/word/2023/wordml/word16du" xmlns:w16sdtdh="http://schemas.microsoft.com/office/word/2020/wordml/sdtdatahash" xmlns:w16sdtfl="http://schemas.microsoft.com/office/word/2024/wordml/sdtformatlock" xmlns:w16se="http://schemas.microsoft.com/office/word/2015/wordml/symex" xmlns:wpg="http://schemas.microsoft.com/office/word/2010/wordprocessingGroup" xmlns:wpi="http://schemas.microsoft.com/office/word/2010/wordprocessingInk" xmlns:wne="http://schemas.microsoft.com/office/word/2006/wordml" xmlns:wps="http://schemas.microsoft.com/office/word/2010/wordprocessingShape" mc:Ignorable="w14 w15 w16se w16cid w16 w16cex w16sdtdh w16sdtfl w16du wp14">
   <w:body>
     <w:p>
       <w:r>
@@ -168,7 +168,7 @@
     </w:p>
     <w:p>
       <w:r>
-        <w:t>Detta dokument behandlar höga naturvärden i avverkningsanmälan A 11477-2026 i Vansbro kommun. Denna avverkningsanmälan inkom 2026-03-02 14:22:33 och omfattar 14,5 ha.</w:t>
+        <w:t>Detta dokument behandlar höga naturvärden i avverkningsanmälan A 11477-2026 i Vansbro kommun som inkom 2026-03-02 och omfattar 14,5 ha.</w:t>
       </w:r>
     </w:p>
     <w:p>
@@ -191,12 +191,15 @@
     </w:p>
     <w:p>
       <w:r>
-        <w:t>I avverkningsanmälan har följande 1 naturvårdsarter hittats: nordtagging (NT). Av dessa är 1 rödlistade. För rödlistade arter har rödlistekategorin angivits inom parentes.</w:t>
+        <w:t>I och inom 25 meter från avverkningsanmälan har följande 4 naturvårdsarter hittats: garnlav (VU, T), dvärgbägarlav (NT, T), nordtagging (NT) och vedskivlav (NT, T). Av dessa är 4 rödlistade. För rödlistade arter har rödlistekategorin angivits inom parentes. Typiska arter inom Natura 2000 som är kopplade till skogsekosystem har markerats med (T).</w:t>
       </w:r>
     </w:p>
     <w:p>
       <w:r>
-        <w:t>De påträffade naturvårdsarterna är ett tydligt kvitto på att detta rör sig om en skog med höga naturvärden. I Figur 1 visas en karta över det avverkningsanmälda området, där samtliga fyndplatser för naturvårdsarter som finns registrerade på Artportalen har markerats.</w:t>
+        <w:t>De påträffade naturvårdsarterna är ett tydligt kvitto på att det rör sig om en skog med höga naturvärden.</w:t>
+      </w:r>
+      <w:r>
+        <w:t xml:space="preserve"> I Figur 1 visas fyndplatser för naturvårdsarter i området, som finns registrerade på Artportalen.</w:t>
       </w:r>
     </w:p>
     <w:p>
@@ -206,7 +209,7 @@
       <w:r>
         <w:drawing>
           <wp:inline xmlns:a="http://schemas.openxmlformats.org/drawingml/2006/main" xmlns:pic="http://schemas.openxmlformats.org/drawingml/2006/picture">
-            <wp:extent cx="5486400" cy="5963316"/>
+            <wp:extent cx="5392849" cy="5688000"/>
             <wp:docPr id="1" name="Picture 1"/>
             <wp:cNvGraphicFramePr>
               <a:graphicFrameLocks noChangeAspect="1"/>
@@ -227,7 +230,7 @@
                   <pic:spPr>
                     <a:xfrm>
                       <a:off x="0" y="0"/>
-                      <a:ext cx="5486400" cy="5963316"/>
+                      <a:ext cx="5392849" cy="5688000"/>
                     </a:xfrm>
                     <a:prstGeom prst="rect"/>
                   </pic:spPr>
@@ -241,9 +244,59 @@
     <w:p>
       <w:pPr>
         <w:pStyle w:val="Caption"/>
+        <w:spacing w:after="240"/>
       </w:pPr>
       <w:r>
-        <w:t>Figur 1. Fyndplatser för naturvårdsarter i det avverkningsanmälda området (röd linje). Markörer utan svart kant är placerade på fyndplatsen. Markörer med svart kant är placerade vid sidan av fyndplatsen och har ett svart streck som visar fyndplatsens exakta position. Kartans mittpunktskoordinat är N 6711637, E 440010 i SWEREF 99 TM.</w:t>
+        <w:t>Figur 1. Fyndplatser för naturvårdsarter i och inom 25 meter från avverkningsanmälan (röd linje). Markörer utan svart kant är placerade på fyndplatsen. Markörer med svart kant är placerade vid sidan av fyndplatsen och har ett svart streck som visar fyndplatsens exakta position. Kartans mittpunktskoordinat är N 6711637, E 440010 i SWEREF 99 TM.</w:t>
+      </w:r>
+    </w:p>
+    <w:p>
+      <w:r>
+        <w:rPr>
+          <w:b/>
+        </w:rPr>
+        <w:t>Dvärgbägarlav (NT)</w:t>
+      </w:r>
+      <w:r>
+        <w:t xml:space="preserve"> förekommer över hela Sverige på gammal hård ved, huvudsakligen på tall men i södra Sverige även på ek. Veden utgörs framförallt av grova stubbar, lågor och grenar. Substratet har blivit sällsyntare och nybildning av substrat sker bara i begränsad omfattning. Arten hotas av att grova lågor blir allt sällsyntare i dagens kulturskogar samt att nybildningen av lämpliga substrat går mycket långsamt. En riklig tillgång på gamla tall- eller eklågor måste säkerställas på artens lokaler. Dvärgbägarlav är typisk art för </w:t>
+      </w:r>
+      <w:r>
+        <w:rPr>
+          <w:i/>
+        </w:rPr>
+        <w:t>9010 Taiga</w:t>
+      </w:r>
+      <w:r>
+        <w:t xml:space="preserve"> (SLU Artdatabanken, 2024; Nitare &amp; Skogsstyrelsen, 2019).</w:t>
+      </w:r>
+    </w:p>
+    <w:p>
+      <w:r>
+        <w:rPr>
+          <w:b/>
+        </w:rPr>
+        <w:t>Garnlav (VU)</w:t>
+      </w:r>
+      <w:r>
+        <w:t xml:space="preserve"> är en utpräglad barrskogsart som ibland kan drapera träden i norrländska grannaturskogar med hög luftfuktighet. Den förekommer även i talldominerade bestånd där den, förutom i trädens grenverk, påträffas hängande över ojämnheter i tallbarken. Arten har minskat starkt i södra och mellersta Sverige och den minskar även i sitt nordliga utbredningsområde. Minskningstakten uppgår till 30 (20–50) % inom 50 år och överstiger gränsvärdet för Sårbar (VU). Orsaken till tillbakagången beror främst på slutavverkningar av naturskogsartade skogar. Bestånd med riklig förekomst bör regelmässigt sparas, vilket även gynnar flera andra sällsynta och rödlistade arter. Garnlav är värdväxt för den mycket sällsynta och akut hotade fjärilen barrskogslavfly (CR) som hör hemma i boreala barrskogar med riklig förekomst av värdväxten. Tidigare kunde arten konstateras årligen på flera platser vid Dala-Floda i Dalarna innan lokalerna kalavverkades. Senaste fyndet i landet av barrskogslavfly är från år 2000 då den påträffades vid Högberget i Sollefteå kommun. Garnlav är typisk art för </w:t>
+      </w:r>
+      <w:r>
+        <w:rPr>
+          <w:i/>
+        </w:rPr>
+        <w:t xml:space="preserve">9010 Taiga </w:t>
+      </w:r>
+      <w:r>
+        <w:t>och</w:t>
+      </w:r>
+      <w:r>
+        <w:rPr>
+          <w:i/>
+        </w:rPr>
+        <w:t xml:space="preserve"> 9070 Trädklädd betesmark</w:t>
+      </w:r>
+      <w:r>
+        <w:t xml:space="preserve"> (SLU Artdatabanken, 2026).</w:t>
       </w:r>
     </w:p>
     <w:p>
@@ -255,6 +308,26 @@
       </w:r>
       <w:r>
         <w:t xml:space="preserve"> växer främst på tallågor av grövre dimensioner och påträffas huvudsakligen i äldre skog som inte kalavverkats. Nordtaggingen missgynnas av att områden med äldre tallskog har minskat starkt. Bekämpning av skogsbränder, samtidigt som skogsbruket omvandlar naturligt glesa tallbestånd till likartade och betydligt tätare bestånd, har missgynnat arten. Bristen på gamla tallågor utgör på sikt ett allvarligt hot och återskapandet av lämpliga biotoper tar mycket lång tid. Områden med olikåldriga bestånd av tall och med stort inslag av äldre träd bör undantas från skoglig produktion (SLU Artdatabanken, 2024).</w:t>
+      </w:r>
+    </w:p>
+    <w:p>
+      <w:r>
+        <w:rPr>
+          <w:b/>
+        </w:rPr>
+        <w:t>Vedskivlav (NT)</w:t>
+      </w:r>
+      <w:r>
+        <w:t xml:space="preserve"> växer på gammal, torr, exponerad, hård kärnved av framförallt tall i naturskogsartade bestånd. Avverkning av tallskog av naturskogskaraktär med spår av återkommande bränder är ett hot. Mängden lämplig ved att växa på för vedskivlav minskar, dels på grund av naturlig nedbrytning men framförallt på grund av att de förstörs i samband med slutavverkningar, gallringar och markberedning. Tall- och blandbarrskogar av naturskogskaraktär med spår av återkommande bränder bör skyddas. Vedskivlav är typisk art för </w:t>
+      </w:r>
+      <w:r>
+        <w:rPr>
+          <w:i/>
+        </w:rPr>
+        <w:t>9010 Taiga</w:t>
+      </w:r>
+      <w:r>
+        <w:t xml:space="preserve"> (SLU Artdatabanken, 2024).</w:t>
       </w:r>
     </w:p>
     <w:p>
@@ -347,7 +420,7 @@
         <w:rPr>
           <w:i/>
         </w:rPr>
-        <w:t>I det avverkningsanmälda skogsområdet har 1 naturvårdsarter varav 1 rödlistade arter sina livsmiljöer och växtplatser.</w:t>
+        <w:t>I det avverkningsanmälda skogsområdet har 4 naturvårdsarter varav 4 rödlistade arter sina livsmiljöer och växtplatser.</w:t>
       </w:r>
     </w:p>
     <w:p>
@@ -552,7 +625,7 @@
 </file>
 
 <file path=word/endnotes.xml><?xml version="1.0" encoding="utf-8"?>
-<w:endnotes xmlns:wpc="http://schemas.microsoft.com/office/word/2010/wordprocessingCanvas" xmlns:cx="http://schemas.microsoft.com/office/drawing/2014/chartex" xmlns:cx1="http://schemas.microsoft.com/office/drawing/2015/9/8/chartex" xmlns:cx2="http://schemas.microsoft.com/office/drawing/2015/10/21/chartex" xmlns:cx3="http://schemas.microsoft.com/office/drawing/2016/5/9/chartex" xmlns:cx4="http://schemas.microsoft.com/office/drawing/2016/5/10/chartex" xmlns:cx5="http://schemas.microsoft.com/office/drawing/2016/5/11/chartex" xmlns:cx6="http://schemas.microsoft.com/office/drawing/2016/5/12/chartex" xmlns:cx7="http://schemas.microsoft.com/office/drawing/2016/5/13/chartex" xmlns:cx8="http://schemas.microsoft.com/office/drawing/2016/5/14/chartex" xmlns:mc="http://schemas.openxmlformats.org/markup-compatibility/2006" xmlns:aink="http://schemas.microsoft.com/office/drawing/2016/ink" xmlns:am3d="http://schemas.microsoft.com/office/drawing/2017/model3d" xmlns:o="urn:schemas-microsoft-com:office:office" xmlns:oel="http://schemas.microsoft.com/office/2019/extlst" xmlns:r="http://schemas.openxmlformats.org/officeDocument/2006/relationships" xmlns:m="http://schemas.openxmlformats.org/officeDocument/2006/math" xmlns:v="urn:schemas-microsoft-com:vml" xmlns:wp14="http://schemas.microsoft.com/office/word/2010/wordprocessingDrawing" xmlns:wp="http://schemas.openxmlformats.org/drawingml/2006/wordprocessingDrawing" xmlns:w10="urn:schemas-microsoft-com:office:word" xmlns:w="http://schemas.openxmlformats.org/wordprocessingml/2006/main" xmlns:w14="http://schemas.microsoft.com/office/word/2010/wordml" xmlns:w15="http://schemas.microsoft.com/office/word/2012/wordml" xmlns:w16cex="http://schemas.microsoft.com/office/word/2018/wordml/cex" xmlns:w16cid="http://schemas.microsoft.com/office/word/2016/wordml/cid" xmlns:w16="http://schemas.microsoft.com/office/word/2018/wordml" xmlns:w16sdtdh="http://schemas.microsoft.com/office/word/2020/wordml/sdtdatahash" xmlns:w16se="http://schemas.microsoft.com/office/word/2015/wordml/symex" xmlns:wpg="http://schemas.microsoft.com/office/word/2010/wordprocessingGroup" xmlns:wpi="http://schemas.microsoft.com/office/word/2010/wordprocessingInk" xmlns:wne="http://schemas.microsoft.com/office/word/2006/wordml" xmlns:wps="http://schemas.microsoft.com/office/word/2010/wordprocessingShape" mc:Ignorable="w14 w15 w16se w16cid w16 w16cex w16sdtdh wp14">
+<w:endnotes xmlns:wpc="http://schemas.microsoft.com/office/word/2010/wordprocessingCanvas" xmlns:cx="http://schemas.microsoft.com/office/drawing/2014/chartex" xmlns:cx1="http://schemas.microsoft.com/office/drawing/2015/9/8/chartex" xmlns:cx2="http://schemas.microsoft.com/office/drawing/2015/10/21/chartex" xmlns:cx3="http://schemas.microsoft.com/office/drawing/2016/5/9/chartex" xmlns:cx4="http://schemas.microsoft.com/office/drawing/2016/5/10/chartex" xmlns:cx5="http://schemas.microsoft.com/office/drawing/2016/5/11/chartex" xmlns:cx6="http://schemas.microsoft.com/office/drawing/2016/5/12/chartex" xmlns:cx7="http://schemas.microsoft.com/office/drawing/2016/5/13/chartex" xmlns:cx8="http://schemas.microsoft.com/office/drawing/2016/5/14/chartex" xmlns:mc="http://schemas.openxmlformats.org/markup-compatibility/2006" xmlns:aink="http://schemas.microsoft.com/office/drawing/2016/ink" xmlns:am3d="http://schemas.microsoft.com/office/drawing/2017/model3d" xmlns:o="urn:schemas-microsoft-com:office:office" xmlns:oel="http://schemas.microsoft.com/office/2019/extlst" xmlns:r="http://schemas.openxmlformats.org/officeDocument/2006/relationships" xmlns:m="http://schemas.openxmlformats.org/officeDocument/2006/math" xmlns:v="urn:schemas-microsoft-com:vml" xmlns:wp14="http://schemas.microsoft.com/office/word/2010/wordprocessingDrawing" xmlns:wp="http://schemas.openxmlformats.org/drawingml/2006/wordprocessingDrawing" xmlns:w10="urn:schemas-microsoft-com:office:word" xmlns:w="http://schemas.openxmlformats.org/wordprocessingml/2006/main" xmlns:w14="http://schemas.microsoft.com/office/word/2010/wordml" xmlns:w15="http://schemas.microsoft.com/office/word/2012/wordml" xmlns:w16cex="http://schemas.microsoft.com/office/word/2018/wordml/cex" xmlns:w16cid="http://schemas.microsoft.com/office/word/2016/wordml/cid" xmlns:w16="http://schemas.microsoft.com/office/word/2018/wordml" xmlns:w16du="http://schemas.microsoft.com/office/word/2023/wordml/word16du" xmlns:w16sdtdh="http://schemas.microsoft.com/office/word/2020/wordml/sdtdatahash" xmlns:w16sdtfl="http://schemas.microsoft.com/office/word/2024/wordml/sdtformatlock" xmlns:w16se="http://schemas.microsoft.com/office/word/2015/wordml/symex" xmlns:wpg="http://schemas.microsoft.com/office/word/2010/wordprocessingGroup" xmlns:wpi="http://schemas.microsoft.com/office/word/2010/wordprocessingInk" xmlns:wne="http://schemas.microsoft.com/office/word/2006/wordml" xmlns:wps="http://schemas.microsoft.com/office/word/2010/wordprocessingShape" mc:Ignorable="w14 w15 w16se w16cid w16 w16cex w16sdtdh w16sdtfl w16du wp14">
   <w:endnote w:type="separator" w:id="-1">
     <w:p>
       <w:pPr>
@@ -577,7 +650,7 @@
 </file>
 
 <file path=word/footer1.xml><?xml version="1.0" encoding="utf-8"?>
-<w:ftr xmlns:wpc="http://schemas.microsoft.com/office/word/2010/wordprocessingCanvas" xmlns:cx="http://schemas.microsoft.com/office/drawing/2014/chartex" xmlns:cx1="http://schemas.microsoft.com/office/drawing/2015/9/8/chartex" xmlns:cx2="http://schemas.microsoft.com/office/drawing/2015/10/21/chartex" xmlns:cx3="http://schemas.microsoft.com/office/drawing/2016/5/9/chartex" xmlns:cx4="http://schemas.microsoft.com/office/drawing/2016/5/10/chartex" xmlns:cx5="http://schemas.microsoft.com/office/drawing/2016/5/11/chartex" xmlns:cx6="http://schemas.microsoft.com/office/drawing/2016/5/12/chartex" xmlns:cx7="http://schemas.microsoft.com/office/drawing/2016/5/13/chartex" xmlns:cx8="http://schemas.microsoft.com/office/drawing/2016/5/14/chartex" xmlns:mc="http://schemas.openxmlformats.org/markup-compatibility/2006" xmlns:aink="http://schemas.microsoft.com/office/drawing/2016/ink" xmlns:am3d="http://schemas.microsoft.com/office/drawing/2017/model3d" xmlns:o="urn:schemas-microsoft-com:office:office" xmlns:oel="http://schemas.microsoft.com/office/2019/extlst" xmlns:r="http://schemas.openxmlformats.org/officeDocument/2006/relationships" xmlns:m="http://schemas.openxmlformats.org/officeDocument/2006/math" xmlns:v="urn:schemas-microsoft-com:vml" xmlns:wp14="http://schemas.microsoft.com/office/word/2010/wordprocessingDrawing" xmlns:wp="http://schemas.openxmlformats.org/drawingml/2006/wordprocessingDrawing" xmlns:w10="urn:schemas-microsoft-com:office:word" xmlns:w="http://schemas.openxmlformats.org/wordprocessingml/2006/main" xmlns:w14="http://schemas.microsoft.com/office/word/2010/wordml" xmlns:w15="http://schemas.microsoft.com/office/word/2012/wordml" xmlns:w16cex="http://schemas.microsoft.com/office/word/2018/wordml/cex" xmlns:w16cid="http://schemas.microsoft.com/office/word/2016/wordml/cid" xmlns:w16="http://schemas.microsoft.com/office/word/2018/wordml" xmlns:w16sdtdh="http://schemas.microsoft.com/office/word/2020/wordml/sdtdatahash" xmlns:w16se="http://schemas.microsoft.com/office/word/2015/wordml/symex" xmlns:wpg="http://schemas.microsoft.com/office/word/2010/wordprocessingGroup" xmlns:wpi="http://schemas.microsoft.com/office/word/2010/wordprocessingInk" xmlns:wne="http://schemas.microsoft.com/office/word/2006/wordml" xmlns:wps="http://schemas.microsoft.com/office/word/2010/wordprocessingShape" mc:Ignorable="w14 w15 w16se w16cid w16 w16cex w16sdtdh wp14">
+<w:ftr xmlns:wpc="http://schemas.microsoft.com/office/word/2010/wordprocessingCanvas" xmlns:cx="http://schemas.microsoft.com/office/drawing/2014/chartex" xmlns:cx1="http://schemas.microsoft.com/office/drawing/2015/9/8/chartex" xmlns:cx2="http://schemas.microsoft.com/office/drawing/2015/10/21/chartex" xmlns:cx3="http://schemas.microsoft.com/office/drawing/2016/5/9/chartex" xmlns:cx4="http://schemas.microsoft.com/office/drawing/2016/5/10/chartex" xmlns:cx5="http://schemas.microsoft.com/office/drawing/2016/5/11/chartex" xmlns:cx6="http://schemas.microsoft.com/office/drawing/2016/5/12/chartex" xmlns:cx7="http://schemas.microsoft.com/office/drawing/2016/5/13/chartex" xmlns:cx8="http://schemas.microsoft.com/office/drawing/2016/5/14/chartex" xmlns:mc="http://schemas.openxmlformats.org/markup-compatibility/2006" xmlns:aink="http://schemas.microsoft.com/office/drawing/2016/ink" xmlns:am3d="http://schemas.microsoft.com/office/drawing/2017/model3d" xmlns:o="urn:schemas-microsoft-com:office:office" xmlns:oel="http://schemas.microsoft.com/office/2019/extlst" xmlns:r="http://schemas.openxmlformats.org/officeDocument/2006/relationships" xmlns:m="http://schemas.openxmlformats.org/officeDocument/2006/math" xmlns:v="urn:schemas-microsoft-com:vml" xmlns:wp14="http://schemas.microsoft.com/office/word/2010/wordprocessingDrawing" xmlns:wp="http://schemas.openxmlformats.org/drawingml/2006/wordprocessingDrawing" xmlns:w10="urn:schemas-microsoft-com:office:word" xmlns:w="http://schemas.openxmlformats.org/wordprocessingml/2006/main" xmlns:w14="http://schemas.microsoft.com/office/word/2010/wordml" xmlns:w15="http://schemas.microsoft.com/office/word/2012/wordml" xmlns:w16cex="http://schemas.microsoft.com/office/word/2018/wordml/cex" xmlns:w16cid="http://schemas.microsoft.com/office/word/2016/wordml/cid" xmlns:w16="http://schemas.microsoft.com/office/word/2018/wordml" xmlns:w16du="http://schemas.microsoft.com/office/word/2023/wordml/word16du" xmlns:w16sdtdh="http://schemas.microsoft.com/office/word/2020/wordml/sdtdatahash" xmlns:w16sdtfl="http://schemas.microsoft.com/office/word/2024/wordml/sdtformatlock" xmlns:w16se="http://schemas.microsoft.com/office/word/2015/wordml/symex" xmlns:wpg="http://schemas.microsoft.com/office/word/2010/wordprocessingGroup" xmlns:wpi="http://schemas.microsoft.com/office/word/2010/wordprocessingInk" xmlns:wne="http://schemas.microsoft.com/office/word/2006/wordml" xmlns:wps="http://schemas.microsoft.com/office/word/2010/wordprocessingShape" mc:Ignorable="w14 w15 w16se w16cid w16 w16cex w16sdtdh w16sdtfl w16du wp14">
   <w:p>
     <w:pPr>
       <w:pStyle w:val="Footer"/>
@@ -587,7 +660,7 @@
 </file>
 
 <file path=word/footer2.xml><?xml version="1.0" encoding="utf-8"?>
-<w:ftr xmlns:wpc="http://schemas.microsoft.com/office/word/2010/wordprocessingCanvas" xmlns:cx="http://schemas.microsoft.com/office/drawing/2014/chartex" xmlns:cx1="http://schemas.microsoft.com/office/drawing/2015/9/8/chartex" xmlns:cx2="http://schemas.microsoft.com/office/drawing/2015/10/21/chartex" xmlns:cx3="http://schemas.microsoft.com/office/drawing/2016/5/9/chartex" xmlns:cx4="http://schemas.microsoft.com/office/drawing/2016/5/10/chartex" xmlns:cx5="http://schemas.microsoft.com/office/drawing/2016/5/11/chartex" xmlns:cx6="http://schemas.microsoft.com/office/drawing/2016/5/12/chartex" xmlns:cx7="http://schemas.microsoft.com/office/drawing/2016/5/13/chartex" xmlns:cx8="http://schemas.microsoft.com/office/drawing/2016/5/14/chartex" xmlns:mc="http://schemas.openxmlformats.org/markup-compatibility/2006" xmlns:aink="http://schemas.microsoft.com/office/drawing/2016/ink" xmlns:am3d="http://schemas.microsoft.com/office/drawing/2017/model3d" xmlns:o="urn:schemas-microsoft-com:office:office" xmlns:oel="http://schemas.microsoft.com/office/2019/extlst" xmlns:r="http://schemas.openxmlformats.org/officeDocument/2006/relationships" xmlns:m="http://schemas.openxmlformats.org/officeDocument/2006/math" xmlns:v="urn:schemas-microsoft-com:vml" xmlns:wp14="http://schemas.microsoft.com/office/word/2010/wordprocessingDrawing" xmlns:wp="http://schemas.openxmlformats.org/drawingml/2006/wordprocessingDrawing" xmlns:w10="urn:schemas-microsoft-com:office:word" xmlns:w="http://schemas.openxmlformats.org/wordprocessingml/2006/main" xmlns:w14="http://schemas.microsoft.com/office/word/2010/wordml" xmlns:w15="http://schemas.microsoft.com/office/word/2012/wordml" xmlns:w16cex="http://schemas.microsoft.com/office/word/2018/wordml/cex" xmlns:w16cid="http://schemas.microsoft.com/office/word/2016/wordml/cid" xmlns:w16="http://schemas.microsoft.com/office/word/2018/wordml" xmlns:w16sdtdh="http://schemas.microsoft.com/office/word/2020/wordml/sdtdatahash" xmlns:w16se="http://schemas.microsoft.com/office/word/2015/wordml/symex" xmlns:wpg="http://schemas.microsoft.com/office/word/2010/wordprocessingGroup" xmlns:wpi="http://schemas.microsoft.com/office/word/2010/wordprocessingInk" xmlns:wne="http://schemas.microsoft.com/office/word/2006/wordml" xmlns:wps="http://schemas.microsoft.com/office/word/2010/wordprocessingShape" mc:Ignorable="w14 w15 w16se w16cid w16 w16cex w16sdtdh wp14">
+<w:ftr xmlns:wpc="http://schemas.microsoft.com/office/word/2010/wordprocessingCanvas" xmlns:cx="http://schemas.microsoft.com/office/drawing/2014/chartex" xmlns:cx1="http://schemas.microsoft.com/office/drawing/2015/9/8/chartex" xmlns:cx2="http://schemas.microsoft.com/office/drawing/2015/10/21/chartex" xmlns:cx3="http://schemas.microsoft.com/office/drawing/2016/5/9/chartex" xmlns:cx4="http://schemas.microsoft.com/office/drawing/2016/5/10/chartex" xmlns:cx5="http://schemas.microsoft.com/office/drawing/2016/5/11/chartex" xmlns:cx6="http://schemas.microsoft.com/office/drawing/2016/5/12/chartex" xmlns:cx7="http://schemas.microsoft.com/office/drawing/2016/5/13/chartex" xmlns:cx8="http://schemas.microsoft.com/office/drawing/2016/5/14/chartex" xmlns:mc="http://schemas.openxmlformats.org/markup-compatibility/2006" xmlns:aink="http://schemas.microsoft.com/office/drawing/2016/ink" xmlns:am3d="http://schemas.microsoft.com/office/drawing/2017/model3d" xmlns:o="urn:schemas-microsoft-com:office:office" xmlns:oel="http://schemas.microsoft.com/office/2019/extlst" xmlns:r="http://schemas.openxmlformats.org/officeDocument/2006/relationships" xmlns:m="http://schemas.openxmlformats.org/officeDocument/2006/math" xmlns:v="urn:schemas-microsoft-com:vml" xmlns:wp14="http://schemas.microsoft.com/office/word/2010/wordprocessingDrawing" xmlns:wp="http://schemas.openxmlformats.org/drawingml/2006/wordprocessingDrawing" xmlns:w10="urn:schemas-microsoft-com:office:word" xmlns:w="http://schemas.openxmlformats.org/wordprocessingml/2006/main" xmlns:w14="http://schemas.microsoft.com/office/word/2010/wordml" xmlns:w15="http://schemas.microsoft.com/office/word/2012/wordml" xmlns:w16cex="http://schemas.microsoft.com/office/word/2018/wordml/cex" xmlns:w16cid="http://schemas.microsoft.com/office/word/2016/wordml/cid" xmlns:w16="http://schemas.microsoft.com/office/word/2018/wordml" xmlns:w16du="http://schemas.microsoft.com/office/word/2023/wordml/word16du" xmlns:w16sdtdh="http://schemas.microsoft.com/office/word/2020/wordml/sdtdatahash" xmlns:w16sdtfl="http://schemas.microsoft.com/office/word/2024/wordml/sdtformatlock" xmlns:w16se="http://schemas.microsoft.com/office/word/2015/wordml/symex" xmlns:wpg="http://schemas.microsoft.com/office/word/2010/wordprocessingGroup" xmlns:wpi="http://schemas.microsoft.com/office/word/2010/wordprocessingInk" xmlns:wne="http://schemas.microsoft.com/office/word/2006/wordml" xmlns:wps="http://schemas.microsoft.com/office/word/2010/wordprocessingShape" mc:Ignorable="w14 w15 w16se w16cid w16 w16cex w16sdtdh w16sdtfl w16du wp14">
   <w:p>
     <w:pPr>
       <w:pStyle w:val="Footer"/>
@@ -597,7 +670,7 @@
 </file>
 
 <file path=word/footer3.xml><?xml version="1.0" encoding="utf-8"?>
-<w:ftr xmlns:wpc="http://schemas.microsoft.com/office/word/2010/wordprocessingCanvas" xmlns:cx="http://schemas.microsoft.com/office/drawing/2014/chartex" xmlns:cx1="http://schemas.microsoft.com/office/drawing/2015/9/8/chartex" xmlns:cx2="http://schemas.microsoft.com/office/drawing/2015/10/21/chartex" xmlns:cx3="http://schemas.microsoft.com/office/drawing/2016/5/9/chartex" xmlns:cx4="http://schemas.microsoft.com/office/drawing/2016/5/10/chartex" xmlns:cx5="http://schemas.microsoft.com/office/drawing/2016/5/11/chartex" xmlns:cx6="http://schemas.microsoft.com/office/drawing/2016/5/12/chartex" xmlns:cx7="http://schemas.microsoft.com/office/drawing/2016/5/13/chartex" xmlns:cx8="http://schemas.microsoft.com/office/drawing/2016/5/14/chartex" xmlns:mc="http://schemas.openxmlformats.org/markup-compatibility/2006" xmlns:aink="http://schemas.microsoft.com/office/drawing/2016/ink" xmlns:am3d="http://schemas.microsoft.com/office/drawing/2017/model3d" xmlns:o="urn:schemas-microsoft-com:office:office" xmlns:oel="http://schemas.microsoft.com/office/2019/extlst" xmlns:r="http://schemas.openxmlformats.org/officeDocument/2006/relationships" xmlns:m="http://schemas.openxmlformats.org/officeDocument/2006/math" xmlns:v="urn:schemas-microsoft-com:vml" xmlns:wp14="http://schemas.microsoft.com/office/word/2010/wordprocessingDrawing" xmlns:wp="http://schemas.openxmlformats.org/drawingml/2006/wordprocessingDrawing" xmlns:w10="urn:schemas-microsoft-com:office:word" xmlns:w="http://schemas.openxmlformats.org/wordprocessingml/2006/main" xmlns:w14="http://schemas.microsoft.com/office/word/2010/wordml" xmlns:w15="http://schemas.microsoft.com/office/word/2012/wordml" xmlns:w16cex="http://schemas.microsoft.com/office/word/2018/wordml/cex" xmlns:w16cid="http://schemas.microsoft.com/office/word/2016/wordml/cid" xmlns:w16="http://schemas.microsoft.com/office/word/2018/wordml" xmlns:w16sdtdh="http://schemas.microsoft.com/office/word/2020/wordml/sdtdatahash" xmlns:w16se="http://schemas.microsoft.com/office/word/2015/wordml/symex" xmlns:wpg="http://schemas.microsoft.com/office/word/2010/wordprocessingGroup" xmlns:wpi="http://schemas.microsoft.com/office/word/2010/wordprocessingInk" xmlns:wne="http://schemas.microsoft.com/office/word/2006/wordml" xmlns:wps="http://schemas.microsoft.com/office/word/2010/wordprocessingShape" mc:Ignorable="w14 w15 w16se w16cid w16 w16cex w16sdtdh wp14">
+<w:ftr xmlns:wpc="http://schemas.microsoft.com/office/word/2010/wordprocessingCanvas" xmlns:cx="http://schemas.microsoft.com/office/drawing/2014/chartex" xmlns:cx1="http://schemas.microsoft.com/office/drawing/2015/9/8/chartex" xmlns:cx2="http://schemas.microsoft.com/office/drawing/2015/10/21/chartex" xmlns:cx3="http://schemas.microsoft.com/office/drawing/2016/5/9/chartex" xmlns:cx4="http://schemas.microsoft.com/office/drawing/2016/5/10/chartex" xmlns:cx5="http://schemas.microsoft.com/office/drawing/2016/5/11/chartex" xmlns:cx6="http://schemas.microsoft.com/office/drawing/2016/5/12/chartex" xmlns:cx7="http://schemas.microsoft.com/office/drawing/2016/5/13/chartex" xmlns:cx8="http://schemas.microsoft.com/office/drawing/2016/5/14/chartex" xmlns:mc="http://schemas.openxmlformats.org/markup-compatibility/2006" xmlns:aink="http://schemas.microsoft.com/office/drawing/2016/ink" xmlns:am3d="http://schemas.microsoft.com/office/drawing/2017/model3d" xmlns:o="urn:schemas-microsoft-com:office:office" xmlns:oel="http://schemas.microsoft.com/office/2019/extlst" xmlns:r="http://schemas.openxmlformats.org/officeDocument/2006/relationships" xmlns:m="http://schemas.openxmlformats.org/officeDocument/2006/math" xmlns:v="urn:schemas-microsoft-com:vml" xmlns:wp14="http://schemas.microsoft.com/office/word/2010/wordprocessingDrawing" xmlns:wp="http://schemas.openxmlformats.org/drawingml/2006/wordprocessingDrawing" xmlns:w10="urn:schemas-microsoft-com:office:word" xmlns:w="http://schemas.openxmlformats.org/wordprocessingml/2006/main" xmlns:w14="http://schemas.microsoft.com/office/word/2010/wordml" xmlns:w15="http://schemas.microsoft.com/office/word/2012/wordml" xmlns:w16cex="http://schemas.microsoft.com/office/word/2018/wordml/cex" xmlns:w16cid="http://schemas.microsoft.com/office/word/2016/wordml/cid" xmlns:w16="http://schemas.microsoft.com/office/word/2018/wordml" xmlns:w16du="http://schemas.microsoft.com/office/word/2023/wordml/word16du" xmlns:w16sdtdh="http://schemas.microsoft.com/office/word/2020/wordml/sdtdatahash" xmlns:w16sdtfl="http://schemas.microsoft.com/office/word/2024/wordml/sdtformatlock" xmlns:w16se="http://schemas.microsoft.com/office/word/2015/wordml/symex" xmlns:wpg="http://schemas.microsoft.com/office/word/2010/wordprocessingGroup" xmlns:wpi="http://schemas.microsoft.com/office/word/2010/wordprocessingInk" xmlns:wne="http://schemas.microsoft.com/office/word/2006/wordml" xmlns:wps="http://schemas.microsoft.com/office/word/2010/wordprocessingShape" mc:Ignorable="w14 w15 w16se w16cid w16 w16cex w16sdtdh w16sdtfl w16du wp14">
   <w:p>
     <w:pPr>
       <w:pStyle w:val="Footer"/>
@@ -607,7 +680,7 @@
 </file>
 
 <file path=word/footnotes.xml><?xml version="1.0" encoding="utf-8"?>
-<w:footnotes xmlns:wpc="http://schemas.microsoft.com/office/word/2010/wordprocessingCanvas" xmlns:cx="http://schemas.microsoft.com/office/drawing/2014/chartex" xmlns:cx1="http://schemas.microsoft.com/office/drawing/2015/9/8/chartex" xmlns:cx2="http://schemas.microsoft.com/office/drawing/2015/10/21/chartex" xmlns:cx3="http://schemas.microsoft.com/office/drawing/2016/5/9/chartex" xmlns:cx4="http://schemas.microsoft.com/office/drawing/2016/5/10/chartex" xmlns:cx5="http://schemas.microsoft.com/office/drawing/2016/5/11/chartex" xmlns:cx6="http://schemas.microsoft.com/office/drawing/2016/5/12/chartex" xmlns:cx7="http://schemas.microsoft.com/office/drawing/2016/5/13/chartex" xmlns:cx8="http://schemas.microsoft.com/office/drawing/2016/5/14/chartex" xmlns:mc="http://schemas.openxmlformats.org/markup-compatibility/2006" xmlns:aink="http://schemas.microsoft.com/office/drawing/2016/ink" xmlns:am3d="http://schemas.microsoft.com/office/drawing/2017/model3d" xmlns:o="urn:schemas-microsoft-com:office:office" xmlns:oel="http://schemas.microsoft.com/office/2019/extlst" xmlns:r="http://schemas.openxmlformats.org/officeDocument/2006/relationships" xmlns:m="http://schemas.openxmlformats.org/officeDocument/2006/math" xmlns:v="urn:schemas-microsoft-com:vml" xmlns:wp14="http://schemas.microsoft.com/office/word/2010/wordprocessingDrawing" xmlns:wp="http://schemas.openxmlformats.org/drawingml/2006/wordprocessingDrawing" xmlns:w10="urn:schemas-microsoft-com:office:word" xmlns:w="http://schemas.openxmlformats.org/wordprocessingml/2006/main" xmlns:w14="http://schemas.microsoft.com/office/word/2010/wordml" xmlns:w15="http://schemas.microsoft.com/office/word/2012/wordml" xmlns:w16cex="http://schemas.microsoft.com/office/word/2018/wordml/cex" xmlns:w16cid="http://schemas.microsoft.com/office/word/2016/wordml/cid" xmlns:w16="http://schemas.microsoft.com/office/word/2018/wordml" xmlns:w16sdtdh="http://schemas.microsoft.com/office/word/2020/wordml/sdtdatahash" xmlns:w16se="http://schemas.microsoft.com/office/word/2015/wordml/symex" xmlns:wpg="http://schemas.microsoft.com/office/word/2010/wordprocessingGroup" xmlns:wpi="http://schemas.microsoft.com/office/word/2010/wordprocessingInk" xmlns:wne="http://schemas.microsoft.com/office/word/2006/wordml" xmlns:wps="http://schemas.microsoft.com/office/word/2010/wordprocessingShape" mc:Ignorable="w14 w15 w16se w16cid w16 w16cex w16sdtdh wp14">
+<w:footnotes xmlns:wpc="http://schemas.microsoft.com/office/word/2010/wordprocessingCanvas" xmlns:cx="http://schemas.microsoft.com/office/drawing/2014/chartex" xmlns:cx1="http://schemas.microsoft.com/office/drawing/2015/9/8/chartex" xmlns:cx2="http://schemas.microsoft.com/office/drawing/2015/10/21/chartex" xmlns:cx3="http://schemas.microsoft.com/office/drawing/2016/5/9/chartex" xmlns:cx4="http://schemas.microsoft.com/office/drawing/2016/5/10/chartex" xmlns:cx5="http://schemas.microsoft.com/office/drawing/2016/5/11/chartex" xmlns:cx6="http://schemas.microsoft.com/office/drawing/2016/5/12/chartex" xmlns:cx7="http://schemas.microsoft.com/office/drawing/2016/5/13/chartex" xmlns:cx8="http://schemas.microsoft.com/office/drawing/2016/5/14/chartex" xmlns:mc="http://schemas.openxmlformats.org/markup-compatibility/2006" xmlns:aink="http://schemas.microsoft.com/office/drawing/2016/ink" xmlns:am3d="http://schemas.microsoft.com/office/drawing/2017/model3d" xmlns:o="urn:schemas-microsoft-com:office:office" xmlns:oel="http://schemas.microsoft.com/office/2019/extlst" xmlns:r="http://schemas.openxmlformats.org/officeDocument/2006/relationships" xmlns:m="http://schemas.openxmlformats.org/officeDocument/2006/math" xmlns:v="urn:schemas-microsoft-com:vml" xmlns:wp14="http://schemas.microsoft.com/office/word/2010/wordprocessingDrawing" xmlns:wp="http://schemas.openxmlformats.org/drawingml/2006/wordprocessingDrawing" xmlns:w10="urn:schemas-microsoft-com:office:word" xmlns:w="http://schemas.openxmlformats.org/wordprocessingml/2006/main" xmlns:w14="http://schemas.microsoft.com/office/word/2010/wordml" xmlns:w15="http://schemas.microsoft.com/office/word/2012/wordml" xmlns:w16cex="http://schemas.microsoft.com/office/word/2018/wordml/cex" xmlns:w16cid="http://schemas.microsoft.com/office/word/2016/wordml/cid" xmlns:w16="http://schemas.microsoft.com/office/word/2018/wordml" xmlns:w16du="http://schemas.microsoft.com/office/word/2023/wordml/word16du" xmlns:w16sdtdh="http://schemas.microsoft.com/office/word/2020/wordml/sdtdatahash" xmlns:w16sdtfl="http://schemas.microsoft.com/office/word/2024/wordml/sdtformatlock" xmlns:w16se="http://schemas.microsoft.com/office/word/2015/wordml/symex" xmlns:wpg="http://schemas.microsoft.com/office/word/2010/wordprocessingGroup" xmlns:wpi="http://schemas.microsoft.com/office/word/2010/wordprocessingInk" xmlns:wne="http://schemas.microsoft.com/office/word/2006/wordml" xmlns:wps="http://schemas.microsoft.com/office/word/2010/wordprocessingShape" mc:Ignorable="w14 w15 w16se w16cid w16 w16cex w16sdtdh w16sdtfl w16du wp14">
   <w:footnote w:type="separator" w:id="-1">
     <w:p>
       <w:pPr>
@@ -632,7 +705,7 @@
 </file>
 
 <file path=word/header1.xml><?xml version="1.0" encoding="utf-8"?>
-<w:hdr xmlns:wpc="http://schemas.microsoft.com/office/word/2010/wordprocessingCanvas" xmlns:cx="http://schemas.microsoft.com/office/drawing/2014/chartex" xmlns:cx1="http://schemas.microsoft.com/office/drawing/2015/9/8/chartex" xmlns:cx2="http://schemas.microsoft.com/office/drawing/2015/10/21/chartex" xmlns:cx3="http://schemas.microsoft.com/office/drawing/2016/5/9/chartex" xmlns:cx4="http://schemas.microsoft.com/office/drawing/2016/5/10/chartex" xmlns:cx5="http://schemas.microsoft.com/office/drawing/2016/5/11/chartex" xmlns:cx6="http://schemas.microsoft.com/office/drawing/2016/5/12/chartex" xmlns:cx7="http://schemas.microsoft.com/office/drawing/2016/5/13/chartex" xmlns:cx8="http://schemas.microsoft.com/office/drawing/2016/5/14/chartex" xmlns:mc="http://schemas.openxmlformats.org/markup-compatibility/2006" xmlns:aink="http://schemas.microsoft.com/office/drawing/2016/ink" xmlns:am3d="http://schemas.microsoft.com/office/drawing/2017/model3d" xmlns:o="urn:schemas-microsoft-com:office:office" xmlns:oel="http://schemas.microsoft.com/office/2019/extlst" xmlns:r="http://schemas.openxmlformats.org/officeDocument/2006/relationships" xmlns:m="http://schemas.openxmlformats.org/officeDocument/2006/math" xmlns:v="urn:schemas-microsoft-com:vml" xmlns:wp14="http://schemas.microsoft.com/office/word/2010/wordprocessingDrawing" xmlns:wp="http://schemas.openxmlformats.org/drawingml/2006/wordprocessingDrawing" xmlns:w10="urn:schemas-microsoft-com:office:word" xmlns:w="http://schemas.openxmlformats.org/wordprocessingml/2006/main" xmlns:w14="http://schemas.microsoft.com/office/word/2010/wordml" xmlns:w15="http://schemas.microsoft.com/office/word/2012/wordml" xmlns:w16cex="http://schemas.microsoft.com/office/word/2018/wordml/cex" xmlns:w16cid="http://schemas.microsoft.com/office/word/2016/wordml/cid" xmlns:w16="http://schemas.microsoft.com/office/word/2018/wordml" xmlns:w16sdtdh="http://schemas.microsoft.com/office/word/2020/wordml/sdtdatahash" xmlns:w16se="http://schemas.microsoft.com/office/word/2015/wordml/symex" xmlns:wpg="http://schemas.microsoft.com/office/word/2010/wordprocessingGroup" xmlns:wpi="http://schemas.microsoft.com/office/word/2010/wordprocessingInk" xmlns:wne="http://schemas.microsoft.com/office/word/2006/wordml" xmlns:wps="http://schemas.microsoft.com/office/word/2010/wordprocessingShape" mc:Ignorable="w14 w15 w16se w16cid w16 w16cex w16sdtdh wp14">
+<w:hdr xmlns:wpc="http://schemas.microsoft.com/office/word/2010/wordprocessingCanvas" xmlns:cx="http://schemas.microsoft.com/office/drawing/2014/chartex" xmlns:cx1="http://schemas.microsoft.com/office/drawing/2015/9/8/chartex" xmlns:cx2="http://schemas.microsoft.com/office/drawing/2015/10/21/chartex" xmlns:cx3="http://schemas.microsoft.com/office/drawing/2016/5/9/chartex" xmlns:cx4="http://schemas.microsoft.com/office/drawing/2016/5/10/chartex" xmlns:cx5="http://schemas.microsoft.com/office/drawing/2016/5/11/chartex" xmlns:cx6="http://schemas.microsoft.com/office/drawing/2016/5/12/chartex" xmlns:cx7="http://schemas.microsoft.com/office/drawing/2016/5/13/chartex" xmlns:cx8="http://schemas.microsoft.com/office/drawing/2016/5/14/chartex" xmlns:mc="http://schemas.openxmlformats.org/markup-compatibility/2006" xmlns:aink="http://schemas.microsoft.com/office/drawing/2016/ink" xmlns:am3d="http://schemas.microsoft.com/office/drawing/2017/model3d" xmlns:o="urn:schemas-microsoft-com:office:office" xmlns:oel="http://schemas.microsoft.com/office/2019/extlst" xmlns:r="http://schemas.openxmlformats.org/officeDocument/2006/relationships" xmlns:m="http://schemas.openxmlformats.org/officeDocument/2006/math" xmlns:v="urn:schemas-microsoft-com:vml" xmlns:wp14="http://schemas.microsoft.com/office/word/2010/wordprocessingDrawing" xmlns:wp="http://schemas.openxmlformats.org/drawingml/2006/wordprocessingDrawing" xmlns:w10="urn:schemas-microsoft-com:office:word" xmlns:w="http://schemas.openxmlformats.org/wordprocessingml/2006/main" xmlns:w14="http://schemas.microsoft.com/office/word/2010/wordml" xmlns:w15="http://schemas.microsoft.com/office/word/2012/wordml" xmlns:w16cex="http://schemas.microsoft.com/office/word/2018/wordml/cex" xmlns:w16cid="http://schemas.microsoft.com/office/word/2016/wordml/cid" xmlns:w16="http://schemas.microsoft.com/office/word/2018/wordml" xmlns:w16du="http://schemas.microsoft.com/office/word/2023/wordml/word16du" xmlns:w16sdtdh="http://schemas.microsoft.com/office/word/2020/wordml/sdtdatahash" xmlns:w16sdtfl="http://schemas.microsoft.com/office/word/2024/wordml/sdtformatlock" xmlns:w16se="http://schemas.microsoft.com/office/word/2015/wordml/symex" xmlns:wpg="http://schemas.microsoft.com/office/word/2010/wordprocessingGroup" xmlns:wpi="http://schemas.microsoft.com/office/word/2010/wordprocessingInk" xmlns:wne="http://schemas.microsoft.com/office/word/2006/wordml" xmlns:wps="http://schemas.microsoft.com/office/word/2010/wordprocessingShape" mc:Ignorable="w14 w15 w16se w16cid w16 w16cex w16sdtdh w16sdtfl w16du wp14">
   <w:p>
     <w:pPr>
       <w:pStyle w:val="Header"/>
@@ -642,7 +715,7 @@
 </file>
 
 <file path=word/header2.xml><?xml version="1.0" encoding="utf-8"?>
-<w:hdr xmlns:wpc="http://schemas.microsoft.com/office/word/2010/wordprocessingCanvas" xmlns:cx="http://schemas.microsoft.com/office/drawing/2014/chartex" xmlns:cx1="http://schemas.microsoft.com/office/drawing/2015/9/8/chartex" xmlns:cx2="http://schemas.microsoft.com/office/drawing/2015/10/21/chartex" xmlns:cx3="http://schemas.microsoft.com/office/drawing/2016/5/9/chartex" xmlns:cx4="http://schemas.microsoft.com/office/drawing/2016/5/10/chartex" xmlns:cx5="http://schemas.microsoft.com/office/drawing/2016/5/11/chartex" xmlns:cx6="http://schemas.microsoft.com/office/drawing/2016/5/12/chartex" xmlns:cx7="http://schemas.microsoft.com/office/drawing/2016/5/13/chartex" xmlns:cx8="http://schemas.microsoft.com/office/drawing/2016/5/14/chartex" xmlns:mc="http://schemas.openxmlformats.org/markup-compatibility/2006" xmlns:aink="http://schemas.microsoft.com/office/drawing/2016/ink" xmlns:am3d="http://schemas.microsoft.com/office/drawing/2017/model3d" xmlns:o="urn:schemas-microsoft-com:office:office" xmlns:oel="http://schemas.microsoft.com/office/2019/extlst" xmlns:r="http://schemas.openxmlformats.org/officeDocument/2006/relationships" xmlns:m="http://schemas.openxmlformats.org/officeDocument/2006/math" xmlns:v="urn:schemas-microsoft-com:vml" xmlns:wp14="http://schemas.microsoft.com/office/word/2010/wordprocessingDrawing" xmlns:wp="http://schemas.openxmlformats.org/drawingml/2006/wordprocessingDrawing" xmlns:w10="urn:schemas-microsoft-com:office:word" xmlns:w="http://schemas.openxmlformats.org/wordprocessingml/2006/main" xmlns:w14="http://schemas.microsoft.com/office/word/2010/wordml" xmlns:w15="http://schemas.microsoft.com/office/word/2012/wordml" xmlns:w16cex="http://schemas.microsoft.com/office/word/2018/wordml/cex" xmlns:w16cid="http://schemas.microsoft.com/office/word/2016/wordml/cid" xmlns:w16="http://schemas.microsoft.com/office/word/2018/wordml" xmlns:w16sdtdh="http://schemas.microsoft.com/office/word/2020/wordml/sdtdatahash" xmlns:w16se="http://schemas.microsoft.com/office/word/2015/wordml/symex" xmlns:wpg="http://schemas.microsoft.com/office/word/2010/wordprocessingGroup" xmlns:wpi="http://schemas.microsoft.com/office/word/2010/wordprocessingInk" xmlns:wne="http://schemas.microsoft.com/office/word/2006/wordml" xmlns:wps="http://schemas.microsoft.com/office/word/2010/wordprocessingShape" mc:Ignorable="w14 w15 w16se w16cid w16 w16cex w16sdtdh wp14">
+<w:hdr xmlns:wpc="http://schemas.microsoft.com/office/word/2010/wordprocessingCanvas" xmlns:cx="http://schemas.microsoft.com/office/drawing/2014/chartex" xmlns:cx1="http://schemas.microsoft.com/office/drawing/2015/9/8/chartex" xmlns:cx2="http://schemas.microsoft.com/office/drawing/2015/10/21/chartex" xmlns:cx3="http://schemas.microsoft.com/office/drawing/2016/5/9/chartex" xmlns:cx4="http://schemas.microsoft.com/office/drawing/2016/5/10/chartex" xmlns:cx5="http://schemas.microsoft.com/office/drawing/2016/5/11/chartex" xmlns:cx6="http://schemas.microsoft.com/office/drawing/2016/5/12/chartex" xmlns:cx7="http://schemas.microsoft.com/office/drawing/2016/5/13/chartex" xmlns:cx8="http://schemas.microsoft.com/office/drawing/2016/5/14/chartex" xmlns:mc="http://schemas.openxmlformats.org/markup-compatibility/2006" xmlns:aink="http://schemas.microsoft.com/office/drawing/2016/ink" xmlns:am3d="http://schemas.microsoft.com/office/drawing/2017/model3d" xmlns:o="urn:schemas-microsoft-com:office:office" xmlns:oel="http://schemas.microsoft.com/office/2019/extlst" xmlns:r="http://schemas.openxmlformats.org/officeDocument/2006/relationships" xmlns:m="http://schemas.openxmlformats.org/officeDocument/2006/math" xmlns:v="urn:schemas-microsoft-com:vml" xmlns:wp14="http://schemas.microsoft.com/office/word/2010/wordprocessingDrawing" xmlns:wp="http://schemas.openxmlformats.org/drawingml/2006/wordprocessingDrawing" xmlns:w10="urn:schemas-microsoft-com:office:word" xmlns:w="http://schemas.openxmlformats.org/wordprocessingml/2006/main" xmlns:w14="http://schemas.microsoft.com/office/word/2010/wordml" xmlns:w15="http://schemas.microsoft.com/office/word/2012/wordml" xmlns:w16cex="http://schemas.microsoft.com/office/word/2018/wordml/cex" xmlns:w16cid="http://schemas.microsoft.com/office/word/2016/wordml/cid" xmlns:w16="http://schemas.microsoft.com/office/word/2018/wordml" xmlns:w16du="http://schemas.microsoft.com/office/word/2023/wordml/word16du" xmlns:w16sdtdh="http://schemas.microsoft.com/office/word/2020/wordml/sdtdatahash" xmlns:w16sdtfl="http://schemas.microsoft.com/office/word/2024/wordml/sdtformatlock" xmlns:w16se="http://schemas.microsoft.com/office/word/2015/wordml/symex" xmlns:wpg="http://schemas.microsoft.com/office/word/2010/wordprocessingGroup" xmlns:wpi="http://schemas.microsoft.com/office/word/2010/wordprocessingInk" xmlns:wne="http://schemas.microsoft.com/office/word/2006/wordml" xmlns:wps="http://schemas.microsoft.com/office/word/2010/wordprocessingShape" mc:Ignorable="w14 w15 w16se w16cid w16 w16cex w16sdtdh w16sdtfl w16du wp14">
   <w:p>
     <w:pPr>
       <w:pStyle w:val="Header"/>
@@ -653,7 +726,7 @@
 </file>
 
 <file path=word/header3.xml><?xml version="1.0" encoding="utf-8"?>
-<w:hdr xmlns:wpc="http://schemas.microsoft.com/office/word/2010/wordprocessingCanvas" xmlns:cx="http://schemas.microsoft.com/office/drawing/2014/chartex" xmlns:cx1="http://schemas.microsoft.com/office/drawing/2015/9/8/chartex" xmlns:cx2="http://schemas.microsoft.com/office/drawing/2015/10/21/chartex" xmlns:cx3="http://schemas.microsoft.com/office/drawing/2016/5/9/chartex" xmlns:cx4="http://schemas.microsoft.com/office/drawing/2016/5/10/chartex" xmlns:cx5="http://schemas.microsoft.com/office/drawing/2016/5/11/chartex" xmlns:cx6="http://schemas.microsoft.com/office/drawing/2016/5/12/chartex" xmlns:cx7="http://schemas.microsoft.com/office/drawing/2016/5/13/chartex" xmlns:cx8="http://schemas.microsoft.com/office/drawing/2016/5/14/chartex" xmlns:mc="http://schemas.openxmlformats.org/markup-compatibility/2006" xmlns:aink="http://schemas.microsoft.com/office/drawing/2016/ink" xmlns:am3d="http://schemas.microsoft.com/office/drawing/2017/model3d" xmlns:o="urn:schemas-microsoft-com:office:office" xmlns:oel="http://schemas.microsoft.com/office/2019/extlst" xmlns:r="http://schemas.openxmlformats.org/officeDocument/2006/relationships" xmlns:m="http://schemas.openxmlformats.org/officeDocument/2006/math" xmlns:v="urn:schemas-microsoft-com:vml" xmlns:wp14="http://schemas.microsoft.com/office/word/2010/wordprocessingDrawing" xmlns:wp="http://schemas.openxmlformats.org/drawingml/2006/wordprocessingDrawing" xmlns:w10="urn:schemas-microsoft-com:office:word" xmlns:w="http://schemas.openxmlformats.org/wordprocessingml/2006/main" xmlns:w14="http://schemas.microsoft.com/office/word/2010/wordml" xmlns:w15="http://schemas.microsoft.com/office/word/2012/wordml" xmlns:w16cex="http://schemas.microsoft.com/office/word/2018/wordml/cex" xmlns:w16cid="http://schemas.microsoft.com/office/word/2016/wordml/cid" xmlns:w16="http://schemas.microsoft.com/office/word/2018/wordml" xmlns:w16sdtdh="http://schemas.microsoft.com/office/word/2020/wordml/sdtdatahash" xmlns:w16se="http://schemas.microsoft.com/office/word/2015/wordml/symex" xmlns:wpg="http://schemas.microsoft.com/office/word/2010/wordprocessingGroup" xmlns:wpi="http://schemas.microsoft.com/office/word/2010/wordprocessingInk" xmlns:wne="http://schemas.microsoft.com/office/word/2006/wordml" xmlns:wps="http://schemas.microsoft.com/office/word/2010/wordprocessingShape" mc:Ignorable="w14 w15 w16se w16cid w16 w16cex w16sdtdh wp14">
+<w:hdr xmlns:wpc="http://schemas.microsoft.com/office/word/2010/wordprocessingCanvas" xmlns:cx="http://schemas.microsoft.com/office/drawing/2014/chartex" xmlns:cx1="http://schemas.microsoft.com/office/drawing/2015/9/8/chartex" xmlns:cx2="http://schemas.microsoft.com/office/drawing/2015/10/21/chartex" xmlns:cx3="http://schemas.microsoft.com/office/drawing/2016/5/9/chartex" xmlns:cx4="http://schemas.microsoft.com/office/drawing/2016/5/10/chartex" xmlns:cx5="http://schemas.microsoft.com/office/drawing/2016/5/11/chartex" xmlns:cx6="http://schemas.microsoft.com/office/drawing/2016/5/12/chartex" xmlns:cx7="http://schemas.microsoft.com/office/drawing/2016/5/13/chartex" xmlns:cx8="http://schemas.microsoft.com/office/drawing/2016/5/14/chartex" xmlns:mc="http://schemas.openxmlformats.org/markup-compatibility/2006" xmlns:aink="http://schemas.microsoft.com/office/drawing/2016/ink" xmlns:am3d="http://schemas.microsoft.com/office/drawing/2017/model3d" xmlns:o="urn:schemas-microsoft-com:office:office" xmlns:oel="http://schemas.microsoft.com/office/2019/extlst" xmlns:r="http://schemas.openxmlformats.org/officeDocument/2006/relationships" xmlns:m="http://schemas.openxmlformats.org/officeDocument/2006/math" xmlns:v="urn:schemas-microsoft-com:vml" xmlns:wp14="http://schemas.microsoft.com/office/word/2010/wordprocessingDrawing" xmlns:wp="http://schemas.openxmlformats.org/drawingml/2006/wordprocessingDrawing" xmlns:w10="urn:schemas-microsoft-com:office:word" xmlns:w="http://schemas.openxmlformats.org/wordprocessingml/2006/main" xmlns:w14="http://schemas.microsoft.com/office/word/2010/wordml" xmlns:w15="http://schemas.microsoft.com/office/word/2012/wordml" xmlns:w16cex="http://schemas.microsoft.com/office/word/2018/wordml/cex" xmlns:w16cid="http://schemas.microsoft.com/office/word/2016/wordml/cid" xmlns:w16="http://schemas.microsoft.com/office/word/2018/wordml" xmlns:w16du="http://schemas.microsoft.com/office/word/2023/wordml/word16du" xmlns:w16sdtdh="http://schemas.microsoft.com/office/word/2020/wordml/sdtdatahash" xmlns:w16sdtfl="http://schemas.microsoft.com/office/word/2024/wordml/sdtformatlock" xmlns:w16se="http://schemas.microsoft.com/office/word/2015/wordml/symex" xmlns:wpg="http://schemas.microsoft.com/office/word/2010/wordprocessingGroup" xmlns:wpi="http://schemas.microsoft.com/office/word/2010/wordprocessingInk" xmlns:wne="http://schemas.microsoft.com/office/word/2006/wordml" xmlns:wps="http://schemas.microsoft.com/office/word/2010/wordprocessingShape" mc:Ignorable="w14 w15 w16se w16cid w16 w16cex w16sdtdh w16sdtfl w16du wp14">
   <w:p>
     <w:pPr>
       <w:pStyle w:val="Header"/>
@@ -662,7 +735,7 @@
     <w:r>
       <w:tab/>
       <w:tab/>
-      <w:t>2026-06-17</w:t>
+      <w:t>2026-06-18</w:t>
       <w:br/>
       <w:br/>
     </w:r>
@@ -679,7 +752,7 @@
 </file>
 
 <file path=word/numbering.xml><?xml version="1.0" encoding="utf-8"?>
-<w:numbering xmlns:wpc="http://schemas.microsoft.com/office/word/2010/wordprocessingCanvas" xmlns:cx="http://schemas.microsoft.com/office/drawing/2014/chartex" xmlns:cx1="http://schemas.microsoft.com/office/drawing/2015/9/8/chartex" xmlns:cx2="http://schemas.microsoft.com/office/drawing/2015/10/21/chartex" xmlns:cx3="http://schemas.microsoft.com/office/drawing/2016/5/9/chartex" xmlns:cx4="http://schemas.microsoft.com/office/drawing/2016/5/10/chartex" xmlns:cx5="http://schemas.microsoft.com/office/drawing/2016/5/11/chartex" xmlns:cx6="http://schemas.microsoft.com/office/drawing/2016/5/12/chartex" xmlns:cx7="http://schemas.microsoft.com/office/drawing/2016/5/13/chartex" xmlns:cx8="http://schemas.microsoft.com/office/drawing/2016/5/14/chartex" xmlns:mc="http://schemas.openxmlformats.org/markup-compatibility/2006" xmlns:aink="http://schemas.microsoft.com/office/drawing/2016/ink" xmlns:am3d="http://schemas.microsoft.com/office/drawing/2017/model3d" xmlns:o="urn:schemas-microsoft-com:office:office" xmlns:oel="http://schemas.microsoft.com/office/2019/extlst" xmlns:r="http://schemas.openxmlformats.org/officeDocument/2006/relationships" xmlns:m="http://schemas.openxmlformats.org/officeDocument/2006/math" xmlns:v="urn:schemas-microsoft-com:vml" xmlns:wp14="http://schemas.microsoft.com/office/word/2010/wordprocessingDrawing" xmlns:wp="http://schemas.openxmlformats.org/drawingml/2006/wordprocessingDrawing" xmlns:w10="urn:schemas-microsoft-com:office:word" xmlns:w="http://schemas.openxmlformats.org/wordprocessingml/2006/main" xmlns:w14="http://schemas.microsoft.com/office/word/2010/wordml" xmlns:w15="http://schemas.microsoft.com/office/word/2012/wordml" xmlns:w16cex="http://schemas.microsoft.com/office/word/2018/wordml/cex" xmlns:w16cid="http://schemas.microsoft.com/office/word/2016/wordml/cid" xmlns:w16="http://schemas.microsoft.com/office/word/2018/wordml" xmlns:w16sdtdh="http://schemas.microsoft.com/office/word/2020/wordml/sdtdatahash" xmlns:w16se="http://schemas.microsoft.com/office/word/2015/wordml/symex" xmlns:wpg="http://schemas.microsoft.com/office/word/2010/wordprocessingGroup" xmlns:wpi="http://schemas.microsoft.com/office/word/2010/wordprocessingInk" xmlns:wne="http://schemas.microsoft.com/office/word/2006/wordml" xmlns:wps="http://schemas.microsoft.com/office/word/2010/wordprocessingShape" mc:Ignorable="w14 w15 w16se w16cid w16 w16cex w16sdtdh wp14">
+<w:numbering xmlns:wpc="http://schemas.microsoft.com/office/word/2010/wordprocessingCanvas" xmlns:cx="http://schemas.microsoft.com/office/drawing/2014/chartex" xmlns:cx1="http://schemas.microsoft.com/office/drawing/2015/9/8/chartex" xmlns:cx2="http://schemas.microsoft.com/office/drawing/2015/10/21/chartex" xmlns:cx3="http://schemas.microsoft.com/office/drawing/2016/5/9/chartex" xmlns:cx4="http://schemas.microsoft.com/office/drawing/2016/5/10/chartex" xmlns:cx5="http://schemas.microsoft.com/office/drawing/2016/5/11/chartex" xmlns:cx6="http://schemas.microsoft.com/office/drawing/2016/5/12/chartex" xmlns:cx7="http://schemas.microsoft.com/office/drawing/2016/5/13/chartex" xmlns:cx8="http://schemas.microsoft.com/office/drawing/2016/5/14/chartex" xmlns:mc="http://schemas.openxmlformats.org/markup-compatibility/2006" xmlns:aink="http://schemas.microsoft.com/office/drawing/2016/ink" xmlns:am3d="http://schemas.microsoft.com/office/drawing/2017/model3d" xmlns:o="urn:schemas-microsoft-com:office:office" xmlns:oel="http://schemas.microsoft.com/office/2019/extlst" xmlns:r="http://schemas.openxmlformats.org/officeDocument/2006/relationships" xmlns:m="http://schemas.openxmlformats.org/officeDocument/2006/math" xmlns:v="urn:schemas-microsoft-com:vml" xmlns:wp14="http://schemas.microsoft.com/office/word/2010/wordprocessingDrawing" xmlns:wp="http://schemas.openxmlformats.org/drawingml/2006/wordprocessingDrawing" xmlns:w10="urn:schemas-microsoft-com:office:word" xmlns:w="http://schemas.openxmlformats.org/wordprocessingml/2006/main" xmlns:w14="http://schemas.microsoft.com/office/word/2010/wordml" xmlns:w15="http://schemas.microsoft.com/office/word/2012/wordml" xmlns:w16cex="http://schemas.microsoft.com/office/word/2018/wordml/cex" xmlns:w16cid="http://schemas.microsoft.com/office/word/2016/wordml/cid" xmlns:w16="http://schemas.microsoft.com/office/word/2018/wordml" xmlns:w16du="http://schemas.microsoft.com/office/word/2023/wordml/word16du" xmlns:w16sdtdh="http://schemas.microsoft.com/office/word/2020/wordml/sdtdatahash" xmlns:w16sdtfl="http://schemas.microsoft.com/office/word/2024/wordml/sdtformatlock" xmlns:w16se="http://schemas.microsoft.com/office/word/2015/wordml/symex" xmlns:wpg="http://schemas.microsoft.com/office/word/2010/wordprocessingGroup" xmlns:wpi="http://schemas.microsoft.com/office/word/2010/wordprocessingInk" xmlns:wne="http://schemas.microsoft.com/office/word/2006/wordml" xmlns:wps="http://schemas.microsoft.com/office/word/2010/wordprocessingShape" mc:Ignorable="w14 w15 w16se w16cid w16 w16cex w16sdtdh w16sdtfl w16du wp14">
   <w:abstractNum w:abstractNumId="0" w15:restartNumberingAfterBreak="0">
     <w:nsid w:val="FFFFFF7C"/>
     <w:multiLevelType w:val="singleLevel"/>
@@ -882,7 +955,7 @@
 </file>
 
 <file path=word/styles.xml><?xml version="1.0" encoding="utf-8"?>
-<w:styles xmlns:mc="http://schemas.openxmlformats.org/markup-compatibility/2006" xmlns:r="http://schemas.openxmlformats.org/officeDocument/2006/relationships" xmlns:w="http://schemas.openxmlformats.org/wordprocessingml/2006/main" xmlns:w14="http://schemas.microsoft.com/office/word/2010/wordml" xmlns:w15="http://schemas.microsoft.com/office/word/2012/wordml" xmlns:w16cex="http://schemas.microsoft.com/office/word/2018/wordml/cex" xmlns:w16cid="http://schemas.microsoft.com/office/word/2016/wordml/cid" xmlns:w16="http://schemas.microsoft.com/office/word/2018/wordml" xmlns:w16sdtdh="http://schemas.microsoft.com/office/word/2020/wordml/sdtdatahash" xmlns:w16se="http://schemas.microsoft.com/office/word/2015/wordml/symex" mc:Ignorable="w14 w15 w16se w16cid w16 w16cex w16sdtdh">
+<w:styles xmlns:mc="http://schemas.openxmlformats.org/markup-compatibility/2006" xmlns:r="http://schemas.openxmlformats.org/officeDocument/2006/relationships" xmlns:w="http://schemas.openxmlformats.org/wordprocessingml/2006/main" xmlns:w14="http://schemas.microsoft.com/office/word/2010/wordml" xmlns:w15="http://schemas.microsoft.com/office/word/2012/wordml" xmlns:w16cex="http://schemas.microsoft.com/office/word/2018/wordml/cex" xmlns:w16cid="http://schemas.microsoft.com/office/word/2016/wordml/cid" xmlns:w16="http://schemas.microsoft.com/office/word/2018/wordml" xmlns:w16du="http://schemas.microsoft.com/office/word/2023/wordml/word16du" xmlns:w16sdtdh="http://schemas.microsoft.com/office/word/2020/wordml/sdtdatahash" xmlns:w16sdtfl="http://schemas.microsoft.com/office/word/2024/wordml/sdtformatlock" xmlns:w16se="http://schemas.microsoft.com/office/word/2015/wordml/symex" mc:Ignorable="w14 w15 w16se w16cid w16 w16cex w16sdtdh w16sdtfl w16du">
   <w:docDefaults>
     <w:rPrDefault>
       <w:rPr>
@@ -1640,7 +1713,7 @@
     <w:link w:val="TitleChar"/>
     <w:uiPriority w:val="10"/>
     <w:qFormat/>
-    <w:rsid w:val="007106C8"/>
+    <w:rsid w:val="00E854FA"/>
     <w:pPr>
       <w:spacing w:after="300" w:line="240" w:lineRule="auto"/>
       <w:contextualSpacing/>
@@ -1650,7 +1723,7 @@
       <w:rFonts w:eastAsiaTheme="majorEastAsia" w:cstheme="majorBidi"/>
       <w:spacing w:val="5"/>
       <w:kern w:val="28"/>
-      <w:sz w:val="52"/>
+      <w:sz w:val="40"/>
       <w:szCs w:val="52"/>
       <w:lang w:val="sv-SE" w:eastAsia="en-US" w:bidi="ar-SA"/>
     </w:rPr>
@@ -1660,12 +1733,12 @@
     <w:basedOn w:val="DefaultParagraphFont"/>
     <w:link w:val="Title"/>
     <w:uiPriority w:val="10"/>
-    <w:rsid w:val="007106C8"/>
+    <w:rsid w:val="00E854FA"/>
     <w:rPr>
       <w:rFonts w:ascii="Times New Roman" w:eastAsiaTheme="majorEastAsia" w:hAnsi="Times New Roman" w:cstheme="majorBidi"/>
       <w:spacing w:val="5"/>
       <w:kern w:val="28"/>
-      <w:sz w:val="52"/>
+      <w:sz w:val="40"/>
       <w:szCs w:val="52"/>
       <w:lang w:val="sv-SE" w:eastAsia="en-US" w:bidi="ar-SA"/>
     </w:rPr>

--- a/klagomål/A 11477-2026 FSC-klagomål.docx
+++ b/klagomål/A 11477-2026 FSC-klagomål.docx
@@ -735,7 +735,7 @@
     <w:r>
       <w:tab/>
       <w:tab/>
-      <w:t>2026-06-18</w:t>
+      <w:t>2026-06-19</w:t>
       <w:br/>
       <w:br/>
     </w:r>

--- a/klagomål/A 11477-2026 FSC-klagomål.docx
+++ b/klagomål/A 11477-2026 FSC-klagomål.docx
@@ -735,7 +735,7 @@
     <w:r>
       <w:tab/>
       <w:tab/>
-      <w:t>2026-06-19</w:t>
+      <w:t>2026-06-20</w:t>
       <w:br/>
       <w:br/>
     </w:r>

--- a/klagomål/A 11477-2026 FSC-klagomål.docx
+++ b/klagomål/A 11477-2026 FSC-klagomål.docx
@@ -168,38 +168,7 @@
     </w:p>
     <w:p>
       <w:r>
-        <w:t>Detta dokument behandlar höga naturvärden i avverkningsanmälan A 11477-2026 i Vansbro kommun som inkom 2026-03-02 och omfattar 14,5 ha.</w:t>
-      </w:r>
-    </w:p>
-    <w:p>
-      <w:r>
-        <w:t>Nedan presenteras fynd av naturvårdsarter som gjorts i det avverkningsanmälda området, samt relevanta utdrag ur standarderna för FSC, Chain of Custody, Controlled Wood och PEFC.</w:t>
-      </w:r>
-    </w:p>
-    <w:p>
-      <w:r>
-        <w:t>Vi förväntar oss att ni återkommer med ett skriftligt svar på vårt klagomål och även beskriver vilka korrigerande åtgärder ni satt in för att rätta till identifierade brister i er efterlevnad av den svenska FSC standarden.</w:t>
-      </w:r>
-    </w:p>
-    <w:p>
-      <w:pPr>
-        <w:pStyle w:val="Heading1"/>
-      </w:pPr>
-      <w:r>
-        <w:t>Naturvårdsarter</w:t>
-      </w:r>
-    </w:p>
-    <w:p>
-      <w:r>
-        <w:t>I och inom 25 meter från avverkningsanmälan har följande 4 naturvårdsarter hittats: garnlav (VU, T), dvärgbägarlav (NT, T), nordtagging (NT) och vedskivlav (NT, T). Av dessa är 4 rödlistade. För rödlistade arter har rödlistekategorin angivits inom parentes. Typiska arter inom Natura 2000 som är kopplade till skogsekosystem har markerats med (T).</w:t>
-      </w:r>
-    </w:p>
-    <w:p>
-      <w:r>
-        <w:t>De påträffade naturvårdsarterna är ett tydligt kvitto på att det rör sig om en skog med höga naturvärden.</w:t>
-      </w:r>
-      <w:r>
-        <w:t xml:space="preserve"> I Figur 1 visas fyndplatser för naturvårdsarter i området, som finns registrerade på Artportalen.</w:t>
+        <w:t>Detta klagomål behandlar höga naturvärden i avverkningsanmälan A 11477-2026 i Vansbro kommun som inkom 2026-03-02 och omfattar 14,5 ha.</w:t>
       </w:r>
     </w:p>
     <w:p>
@@ -209,7 +178,7 @@
       <w:r>
         <w:drawing>
           <wp:inline xmlns:a="http://schemas.openxmlformats.org/drawingml/2006/main" xmlns:pic="http://schemas.openxmlformats.org/drawingml/2006/picture">
-            <wp:extent cx="5392849" cy="5688000"/>
+            <wp:extent cx="5426981" cy="5724000"/>
             <wp:docPr id="1" name="Picture 1"/>
             <wp:cNvGraphicFramePr>
               <a:graphicFrameLocks noChangeAspect="1"/>
@@ -230,7 +199,7 @@
                   <pic:spPr>
                     <a:xfrm>
                       <a:off x="0" y="0"/>
-                      <a:ext cx="5392849" cy="5688000"/>
+                      <a:ext cx="5426981" cy="5724000"/>
                     </a:xfrm>
                     <a:prstGeom prst="rect"/>
                   </pic:spPr>
@@ -247,27 +216,35 @@
         <w:spacing w:after="240"/>
       </w:pPr>
       <w:r>
-        <w:t>Figur 1. Fyndplatser för naturvårdsarter i och inom 25 meter från avverkningsanmälan (röd linje). Markörer utan svart kant är placerade på fyndplatsen. Markörer med svart kant är placerade vid sidan av fyndplatsen och har ett svart streck som visar fyndplatsens exakta position. Kartans mittpunktskoordinat är N 6711637, E 440010 i SWEREF 99 TM.</w:t>
+        <w:t>Figur 1. Fyndplatser för naturvårdsarter i och inom 25 meter från avverkningsanmälan. Markörer utan svart kant är placerade på fyndplatsen. Markörer med svart kant är placerade vid sidan av fyndplatsen har ett svart streck som visar fyndplatsens exakta position. Kartans mittpunktskoordinat är N 6711637, E 440010 i SWEREF 99 TM.</w:t>
       </w:r>
     </w:p>
     <w:p>
       <w:r>
-        <w:rPr>
-          <w:b/>
-        </w:rPr>
-        <w:t>Dvärgbägarlav (NT)</w:t>
+        <w:t>I och inom 25 meter från avverkningsanmälan finns fynd av 4 naturvårdsarter, varav 4 är rödlistade och 3 är typiska (T): garnlav (VU, T), dvärgbägarlav (NT, T), nordtagging (NT) och vedskivlav (NT, T). Se Figur 1.</w:t>
       </w:r>
+    </w:p>
+    <w:p>
       <w:r>
-        <w:t xml:space="preserve"> förekommer över hela Sverige på gammal hård ved, huvudsakligen på tall men i södra Sverige även på ek. Veden utgörs framförallt av grova stubbar, lågor och grenar. Substratet har blivit sällsyntare och nybildning av substrat sker bara i begränsad omfattning. Arten hotas av att grova lågor blir allt sällsyntare i dagens kulturskogar samt att nybildningen av lämpliga substrat går mycket långsamt. En riklig tillgång på gamla tall- eller eklågor måste säkerställas på artens lokaler. Dvärgbägarlav är typisk art för </w:t>
+        <w:t>Nedan presenteras relevanta utdrag ur standarderna för FSC, Chain of Custody, Controlled Wood och PEFC.</w:t>
       </w:r>
+    </w:p>
+    <w:p>
       <w:r>
-        <w:rPr>
-          <w:i/>
-        </w:rPr>
-        <w:t>9010 Taiga</w:t>
+        <w:t>Vi förväntar oss att ni återkommer med ett skriftligt svar på vårt klagomål och även beskriver vilka korrigerande åtgärder ni satt in för att rätta till identifierade brister i er efterlevnad av den svenska FSC standarden.</w:t>
       </w:r>
+    </w:p>
+    <w:p>
+      <w:pPr>
+        <w:pStyle w:val="Heading1"/>
+      </w:pPr>
       <w:r>
-        <w:t xml:space="preserve"> (SLU Artdatabanken, 2024; Nitare &amp; Skogsstyrelsen, 2019).</w:t>
+        <w:t>Naturvårdsarter och fridlysta arter</w:t>
+      </w:r>
+    </w:p>
+    <w:p>
+      <w:r>
+        <w:t>Nedan följer beskrivningar av de naturvårdsarter och fridlysta arter som har sina livsmiljöer och växtplatser i den avverkningsanmälda skogen. De påträffade naturvårdsarterna är ett tydligt kvitto på att det rör sig om en skog med höga naturvärden.</w:t>
       </w:r>
     </w:p>
     <w:p>
@@ -297,6 +274,26 @@
       </w:r>
       <w:r>
         <w:t xml:space="preserve"> (SLU Artdatabanken, 2026).</w:t>
+      </w:r>
+    </w:p>
+    <w:p>
+      <w:r>
+        <w:rPr>
+          <w:b/>
+        </w:rPr>
+        <w:t>Dvärgbägarlav (NT)</w:t>
+      </w:r>
+      <w:r>
+        <w:t xml:space="preserve"> förekommer över hela Sverige på gammal hård ved, huvudsakligen på tall men i södra Sverige även på ek. Veden utgörs framförallt av grova stubbar, lågor och grenar. Substratet har blivit sällsyntare och nybildning av substrat sker bara i begränsad omfattning. Arten hotas av att grova lågor blir allt sällsyntare i dagens kulturskogar samt att nybildningen av lämpliga substrat går mycket långsamt. En riklig tillgång på gamla tall- eller eklågor måste säkerställas på artens lokaler. Dvärgbägarlav är typisk art för </w:t>
+      </w:r>
+      <w:r>
+        <w:rPr>
+          <w:i/>
+        </w:rPr>
+        <w:t>9010 Taiga</w:t>
+      </w:r>
+      <w:r>
+        <w:t xml:space="preserve"> (SLU Artdatabanken, 2024; Nitare &amp; Skogsstyrelsen, 2019).</w:t>
       </w:r>
     </w:p>
     <w:p>
@@ -735,7 +732,7 @@
     <w:r>
       <w:tab/>
       <w:tab/>
-      <w:t>2026-06-20</w:t>
+      <w:t>2026-06-21</w:t>
       <w:br/>
       <w:br/>
     </w:r>

--- a/klagomål/A 11477-2026 FSC-klagomål.docx
+++ b/klagomål/A 11477-2026 FSC-klagomål.docx
@@ -732,7 +732,7 @@
     <w:r>
       <w:tab/>
       <w:tab/>
-      <w:t>2026-06-21</w:t>
+      <w:t>2026-06-22</w:t>
       <w:br/>
       <w:br/>
     </w:r>

--- a/klagomål/A 11477-2026 FSC-klagomål.docx
+++ b/klagomål/A 11477-2026 FSC-klagomål.docx
@@ -732,7 +732,7 @@
     <w:r>
       <w:tab/>
       <w:tab/>
-      <w:t>2026-06-22</w:t>
+      <w:t>2026-06-23</w:t>
       <w:br/>
       <w:br/>
     </w:r>

--- a/klagomål/A 11477-2026 FSC-klagomål.docx
+++ b/klagomål/A 11477-2026 FSC-klagomål.docx
@@ -732,7 +732,7 @@
     <w:r>
       <w:tab/>
       <w:tab/>
-      <w:t>2026-06-23</w:t>
+      <w:t>2026-06-24</w:t>
       <w:br/>
       <w:br/>
     </w:r>

--- a/klagomål/A 11477-2026 FSC-klagomål.docx
+++ b/klagomål/A 11477-2026 FSC-klagomål.docx
@@ -732,7 +732,7 @@
     <w:r>
       <w:tab/>
       <w:tab/>
-      <w:t>2026-06-24</w:t>
+      <w:t>2026-06-25</w:t>
       <w:br/>
       <w:br/>
     </w:r>

--- a/klagomål/A 11477-2026 FSC-klagomål.docx
+++ b/klagomål/A 11477-2026 FSC-klagomål.docx
@@ -732,7 +732,7 @@
     <w:r>
       <w:tab/>
       <w:tab/>
-      <w:t>2026-06-25</w:t>
+      <w:t>2026-06-26</w:t>
       <w:br/>
       <w:br/>
     </w:r>

--- a/klagomål/A 11477-2026 FSC-klagomål.docx
+++ b/klagomål/A 11477-2026 FSC-klagomål.docx
@@ -732,7 +732,7 @@
     <w:r>
       <w:tab/>
       <w:tab/>
-      <w:t>2026-06-26</w:t>
+      <w:t>2026-06-27</w:t>
       <w:br/>
       <w:br/>
     </w:r>

--- a/klagomål/A 11477-2026 FSC-klagomål.docx
+++ b/klagomål/A 11477-2026 FSC-klagomål.docx
@@ -732,7 +732,7 @@
     <w:r>
       <w:tab/>
       <w:tab/>
-      <w:t>2026-06-27</w:t>
+      <w:t>2026-06-28</w:t>
       <w:br/>
       <w:br/>
     </w:r>

--- a/klagomål/A 11477-2026 FSC-klagomål.docx
+++ b/klagomål/A 11477-2026 FSC-klagomål.docx
@@ -732,7 +732,7 @@
     <w:r>
       <w:tab/>
       <w:tab/>
-      <w:t>2026-06-28</w:t>
+      <w:t>2026-06-29</w:t>
       <w:br/>
       <w:br/>
     </w:r>

--- a/klagomål/A 11477-2026 FSC-klagomål.docx
+++ b/klagomål/A 11477-2026 FSC-klagomål.docx
@@ -732,7 +732,7 @@
     <w:r>
       <w:tab/>
       <w:tab/>
-      <w:t>2026-06-29</w:t>
+      <w:t>2026-06-30</w:t>
       <w:br/>
       <w:br/>
     </w:r>

--- a/klagomål/A 11477-2026 FSC-klagomål.docx
+++ b/klagomål/A 11477-2026 FSC-klagomål.docx
@@ -732,7 +732,7 @@
     <w:r>
       <w:tab/>
       <w:tab/>
-      <w:t>2026-06-30</w:t>
+      <w:t>2026-07-01</w:t>
       <w:br/>
       <w:br/>
     </w:r>

--- a/klagomål/A 11477-2026 FSC-klagomål.docx
+++ b/klagomål/A 11477-2026 FSC-klagomål.docx
@@ -732,7 +732,7 @@
     <w:r>
       <w:tab/>
       <w:tab/>
-      <w:t>2026-07-01</w:t>
+      <w:t>2026-07-02</w:t>
       <w:br/>
       <w:br/>
     </w:r>

--- a/klagomål/A 11477-2026 FSC-klagomål.docx
+++ b/klagomål/A 11477-2026 FSC-klagomål.docx
@@ -732,7 +732,7 @@
     <w:r>
       <w:tab/>
       <w:tab/>
-      <w:t>2026-07-13</w:t>
+      <w:t>2026-07-14</w:t>
       <w:br/>
       <w:br/>
     </w:r>

--- a/klagomål/A 11477-2026 FSC-klagomål.docx
+++ b/klagomål/A 11477-2026 FSC-klagomål.docx
@@ -732,7 +732,7 @@
     <w:r>
       <w:tab/>
       <w:tab/>
-      <w:t>2026-07-14</w:t>
+      <w:t>2026-07-15</w:t>
       <w:br/>
       <w:br/>
     </w:r>

--- a/klagomål/A 11477-2026 FSC-klagomål.docx
+++ b/klagomål/A 11477-2026 FSC-klagomål.docx
@@ -732,7 +732,7 @@
     <w:r>
       <w:tab/>
       <w:tab/>
-      <w:t>2026-07-15</w:t>
+      <w:t>2026-07-16</w:t>
       <w:br/>
       <w:br/>
     </w:r>

--- a/klagomål/A 11477-2026 FSC-klagomål.docx
+++ b/klagomål/A 11477-2026 FSC-klagomål.docx
@@ -732,7 +732,7 @@
     <w:r>
       <w:tab/>
       <w:tab/>
-      <w:t>2026-07-16</w:t>
+      <w:t>2026-07-17</w:t>
       <w:br/>
       <w:br/>
     </w:r>

--- a/klagomål/A 11477-2026 FSC-klagomål.docx
+++ b/klagomål/A 11477-2026 FSC-klagomål.docx
@@ -732,7 +732,7 @@
     <w:r>
       <w:tab/>
       <w:tab/>
-      <w:t>2026-07-17</w:t>
+      <w:t>2026-07-18</w:t>
       <w:br/>
       <w:br/>
     </w:r>

--- a/klagomål/A 11477-2026 FSC-klagomål.docx
+++ b/klagomål/A 11477-2026 FSC-klagomål.docx
@@ -732,7 +732,7 @@
     <w:r>
       <w:tab/>
       <w:tab/>
-      <w:t>2026-07-18</w:t>
+      <w:t>2026-07-19</w:t>
       <w:br/>
       <w:br/>
     </w:r>

--- a/klagomål/A 11477-2026 FSC-klagomål.docx
+++ b/klagomål/A 11477-2026 FSC-klagomål.docx
@@ -732,7 +732,7 @@
     <w:r>
       <w:tab/>
       <w:tab/>
-      <w:t>2026-07-19</w:t>
+      <w:t>2026-07-20</w:t>
       <w:br/>
       <w:br/>
     </w:r>

--- a/klagomål/A 11477-2026 FSC-klagomål.docx
+++ b/klagomål/A 11477-2026 FSC-klagomål.docx
@@ -732,7 +732,7 @@
     <w:r>
       <w:tab/>
       <w:tab/>
-      <w:t>2026-07-20</w:t>
+      <w:t>2026-07-21</w:t>
       <w:br/>
       <w:br/>
     </w:r>

--- a/klagomål/A 11477-2026 FSC-klagomål.docx
+++ b/klagomål/A 11477-2026 FSC-klagomål.docx
@@ -732,7 +732,7 @@
     <w:r>
       <w:tab/>
       <w:tab/>
-      <w:t>2026-07-21</w:t>
+      <w:t>2026-07-22</w:t>
       <w:br/>
       <w:br/>
     </w:r>

--- a/klagomål/A 11477-2026 FSC-klagomål.docx
+++ b/klagomål/A 11477-2026 FSC-klagomål.docx
@@ -732,7 +732,7 @@
     <w:r>
       <w:tab/>
       <w:tab/>
-      <w:t>2026-07-22</w:t>
+      <w:t>2026-07-23</w:t>
       <w:br/>
       <w:br/>
     </w:r>

--- a/klagomål/A 11477-2026 FSC-klagomål.docx
+++ b/klagomål/A 11477-2026 FSC-klagomål.docx
@@ -732,7 +732,7 @@
     <w:r>
       <w:tab/>
       <w:tab/>
-      <w:t>2026-07-23</w:t>
+      <w:t>2026-07-24</w:t>
       <w:br/>
       <w:br/>
     </w:r>

--- a/klagomål/A 11477-2026 FSC-klagomål.docx
+++ b/klagomål/A 11477-2026 FSC-klagomål.docx
@@ -732,7 +732,7 @@
     <w:r>
       <w:tab/>
       <w:tab/>
-      <w:t>2026-07-24</w:t>
+      <w:t>2026-07-25</w:t>
       <w:br/>
       <w:br/>
     </w:r>

--- a/klagomål/A 11477-2026 FSC-klagomål.docx
+++ b/klagomål/A 11477-2026 FSC-klagomål.docx
@@ -732,7 +732,7 @@
     <w:r>
       <w:tab/>
       <w:tab/>
-      <w:t>2026-07-25</w:t>
+      <w:t>2026-07-26</w:t>
       <w:br/>
       <w:br/>
     </w:r>

--- a/klagomål/A 11477-2026 FSC-klagomål.docx
+++ b/klagomål/A 11477-2026 FSC-klagomål.docx
@@ -732,7 +732,7 @@
     <w:r>
       <w:tab/>
       <w:tab/>
-      <w:t>2026-07-26</w:t>
+      <w:t>2026-07-27</w:t>
       <w:br/>
       <w:br/>
     </w:r>

--- a/klagomål/A 11477-2026 FSC-klagomål.docx
+++ b/klagomål/A 11477-2026 FSC-klagomål.docx
@@ -732,7 +732,7 @@
     <w:r>
       <w:tab/>
       <w:tab/>
-      <w:t>2026-07-27</w:t>
+      <w:t>2026-07-28</w:t>
       <w:br/>
       <w:br/>
     </w:r>

--- a/klagomål/A 11477-2026 FSC-klagomål.docx
+++ b/klagomål/A 11477-2026 FSC-klagomål.docx
@@ -732,7 +732,7 @@
     <w:r>
       <w:tab/>
       <w:tab/>
-      <w:t>2026-07-28</w:t>
+      <w:t>2026-07-29</w:t>
       <w:br/>
       <w:br/>
     </w:r>

--- a/klagomål/A 11477-2026 FSC-klagomål.docx
+++ b/klagomål/A 11477-2026 FSC-klagomål.docx
@@ -732,7 +732,7 @@
     <w:r>
       <w:tab/>
       <w:tab/>
-      <w:t>2026-07-29</w:t>
+      <w:t>2026-07-30</w:t>
       <w:br/>
       <w:br/>
     </w:r>

--- a/klagomål/A 11477-2026 FSC-klagomål.docx
+++ b/klagomål/A 11477-2026 FSC-klagomål.docx
@@ -732,7 +732,7 @@
     <w:r>
       <w:tab/>
       <w:tab/>
-      <w:t>2026-07-30</w:t>
+      <w:t>2026-07-31</w:t>
       <w:br/>
       <w:br/>
     </w:r>

--- a/klagomål/A 11477-2026 FSC-klagomål.docx
+++ b/klagomål/A 11477-2026 FSC-klagomål.docx
@@ -732,7 +732,7 @@
     <w:r>
       <w:tab/>
       <w:tab/>
-      <w:t>2026-07-31</w:t>
+      <w:t>2026-08-01</w:t>
       <w:br/>
       <w:br/>
     </w:r>

--- a/klagomål/A 11477-2026 FSC-klagomål.docx
+++ b/klagomål/A 11477-2026 FSC-klagomål.docx
@@ -732,7 +732,7 @@
     <w:r>
       <w:tab/>
       <w:tab/>
-      <w:t>2026-08-01</w:t>
+      <w:t>2026-08-02</w:t>
       <w:br/>
       <w:br/>
     </w:r>

--- a/klagomål/A 11477-2026 FSC-klagomål.docx
+++ b/klagomål/A 11477-2026 FSC-klagomål.docx
@@ -732,7 +732,7 @@
     <w:r>
       <w:tab/>
       <w:tab/>
-      <w:t>2026-08-02</w:t>
+      <w:t>2026-08-03</w:t>
       <w:br/>
       <w:br/>
     </w:r>

--- a/klagomål/A 11477-2026 FSC-klagomål.docx
+++ b/klagomål/A 11477-2026 FSC-klagomål.docx
@@ -732,7 +732,7 @@
     <w:r>
       <w:tab/>
       <w:tab/>
-      <w:t>2026-08-03</w:t>
+      <w:t>2026-08-05</w:t>
       <w:br/>
       <w:br/>
     </w:r>

--- a/klagomål/A 11477-2026 FSC-klagomål.docx
+++ b/klagomål/A 11477-2026 FSC-klagomål.docx
@@ -732,7 +732,7 @@
     <w:r>
       <w:tab/>
       <w:tab/>
-      <w:t>2026-08-05</w:t>
+      <w:t>2026-08-07</w:t>
       <w:br/>
       <w:br/>
     </w:r>

--- a/klagomål/A 11477-2026 FSC-klagomål.docx
+++ b/klagomål/A 11477-2026 FSC-klagomål.docx
@@ -732,7 +732,7 @@
     <w:r>
       <w:tab/>
       <w:tab/>
-      <w:t>2026-08-07</w:t>
+      <w:t>2026-08-08</w:t>
       <w:br/>
       <w:br/>
     </w:r>

--- a/klagomål/A 11477-2026 FSC-klagomål.docx
+++ b/klagomål/A 11477-2026 FSC-klagomål.docx
@@ -216,7 +216,7 @@
         <w:spacing w:after="240"/>
       </w:pPr>
       <w:r>
-        <w:t>Figur 1. Fyndplatser för naturvårdsarter i och inom 25 meter från avverkningsanmälan. Markörer utan svart kant är placerade på fyndplatsen. Markörer med svart kant är placerade vid sidan av fyndplatsen har ett svart streck som visar fyndplatsens exakta position. Kartans mittpunktskoordinat är N 6711637, E 440010 i SWEREF 99 TM.</w:t>
+        <w:t>Figur 1. Fyndplatser för naturvårdsarter i och inom 25 meter från avverkningsanmälan. Markörer utan svart kant är placerade på fyndplatsen. Markörer med svart kant är placerade vid sidan av fyndplatsen och har ett svart streck som visar fyndplatsens exakta position. Kartans mittpunktskoordinat är N 6711637, E 440010 i SWEREF 99 TM.</w:t>
       </w:r>
     </w:p>
     <w:p>
@@ -732,7 +732,7 @@
     <w:r>
       <w:tab/>
       <w:tab/>
-      <w:t>2026-08-14</w:t>
+      <w:t>2026-08-15</w:t>
       <w:br/>
       <w:br/>
     </w:r>

--- a/klagomål/A 11477-2026 FSC-klagomål.docx
+++ b/klagomål/A 11477-2026 FSC-klagomål.docx
@@ -732,7 +732,7 @@
     <w:r>
       <w:tab/>
       <w:tab/>
-      <w:t>2026-08-15</w:t>
+      <w:t>2026-08-16</w:t>
       <w:br/>
       <w:br/>
     </w:r>

--- a/klagomål/A 11477-2026 FSC-klagomål.docx
+++ b/klagomål/A 11477-2026 FSC-klagomål.docx
@@ -732,7 +732,7 @@
     <w:r>
       <w:tab/>
       <w:tab/>
-      <w:t>2026-08-16</w:t>
+      <w:t>2026-08-17</w:t>
       <w:br/>
       <w:br/>
     </w:r>

--- a/klagomål/A 11477-2026 FSC-klagomål.docx
+++ b/klagomål/A 11477-2026 FSC-klagomål.docx
@@ -732,7 +732,7 @@
     <w:r>
       <w:tab/>
       <w:tab/>
-      <w:t>2026-08-17</w:t>
+      <w:t>2026-08-18</w:t>
       <w:br/>
       <w:br/>
     </w:r>

--- a/klagomål/A 11477-2026 FSC-klagomål.docx
+++ b/klagomål/A 11477-2026 FSC-klagomål.docx
@@ -732,7 +732,7 @@
     <w:r>
       <w:tab/>
       <w:tab/>
-      <w:t>2026-08-18</w:t>
+      <w:t>2026-08-19</w:t>
       <w:br/>
       <w:br/>
     </w:r>

--- a/klagomål/A 11477-2026 FSC-klagomål.docx
+++ b/klagomål/A 11477-2026 FSC-klagomål.docx
@@ -732,7 +732,7 @@
     <w:r>
       <w:tab/>
       <w:tab/>
-      <w:t>2026-08-19</w:t>
+      <w:t>2026-08-20</w:t>
       <w:br/>
       <w:br/>
     </w:r>

--- a/klagomål/A 11477-2026 FSC-klagomål.docx
+++ b/klagomål/A 11477-2026 FSC-klagomål.docx
@@ -732,7 +732,7 @@
     <w:r>
       <w:tab/>
       <w:tab/>
-      <w:t>2026-08-20</w:t>
+      <w:t>2026-08-21</w:t>
       <w:br/>
       <w:br/>
     </w:r>

--- a/klagomål/A 11477-2026 FSC-klagomål.docx
+++ b/klagomål/A 11477-2026 FSC-klagomål.docx
@@ -732,7 +732,7 @@
     <w:r>
       <w:tab/>
       <w:tab/>
-      <w:t>2026-08-21</w:t>
+      <w:t>2026-08-22</w:t>
       <w:br/>
       <w:br/>
     </w:r>

--- a/klagomål/A 11477-2026 FSC-klagomål.docx
+++ b/klagomål/A 11477-2026 FSC-klagomål.docx
@@ -732,7 +732,7 @@
     <w:r>
       <w:tab/>
       <w:tab/>
-      <w:t>2026-08-22</w:t>
+      <w:t>2026-08-23</w:t>
       <w:br/>
       <w:br/>
     </w:r>

--- a/klagomål/A 11477-2026 FSC-klagomål.docx
+++ b/klagomål/A 11477-2026 FSC-klagomål.docx
@@ -732,7 +732,7 @@
     <w:r>
       <w:tab/>
       <w:tab/>
-      <w:t>2026-08-23</w:t>
+      <w:t>2026-08-24</w:t>
       <w:br/>
       <w:br/>
     </w:r>

--- a/klagomål/A 11477-2026 FSC-klagomål.docx
+++ b/klagomål/A 11477-2026 FSC-klagomål.docx
@@ -732,7 +732,7 @@
     <w:r>
       <w:tab/>
       <w:tab/>
-      <w:t>2026-08-24</w:t>
+      <w:t>2026-08-25</w:t>
       <w:br/>
       <w:br/>
     </w:r>

--- a/klagomål/A 11477-2026 FSC-klagomål.docx
+++ b/klagomål/A 11477-2026 FSC-klagomål.docx
@@ -732,7 +732,7 @@
     <w:r>
       <w:tab/>
       <w:tab/>
-      <w:t>2026-08-25</w:t>
+      <w:t>2026-08-26</w:t>
       <w:br/>
       <w:br/>
     </w:r>

--- a/klagomål/A 11477-2026 FSC-klagomål.docx
+++ b/klagomål/A 11477-2026 FSC-klagomål.docx
@@ -732,7 +732,7 @@
     <w:r>
       <w:tab/>
       <w:tab/>
-      <w:t>2026-08-26</w:t>
+      <w:t>2026-08-27</w:t>
       <w:br/>
       <w:br/>
     </w:r>

--- a/klagomål/A 11477-2026 FSC-klagomål.docx
+++ b/klagomål/A 11477-2026 FSC-klagomål.docx
@@ -732,7 +732,7 @@
     <w:r>
       <w:tab/>
       <w:tab/>
-      <w:t>2026-08-27</w:t>
+      <w:t>2026-08-28</w:t>
       <w:br/>
       <w:br/>
     </w:r>

--- a/klagomål/A 11477-2026 FSC-klagomål.docx
+++ b/klagomål/A 11477-2026 FSC-klagomål.docx
@@ -732,7 +732,7 @@
     <w:r>
       <w:tab/>
       <w:tab/>
-      <w:t>2026-08-28</w:t>
+      <w:t>2026-08-29</w:t>
       <w:br/>
       <w:br/>
     </w:r>

--- a/klagomål/A 11477-2026 FSC-klagomål.docx
+++ b/klagomål/A 11477-2026 FSC-klagomål.docx
@@ -732,7 +732,7 @@
     <w:r>
       <w:tab/>
       <w:tab/>
-      <w:t>2026-08-29</w:t>
+      <w:t>2026-08-31</w:t>
       <w:br/>
       <w:br/>
     </w:r>

--- a/klagomål/A 11477-2026 FSC-klagomål.docx
+++ b/klagomål/A 11477-2026 FSC-klagomål.docx
@@ -732,7 +732,7 @@
     <w:r>
       <w:tab/>
       <w:tab/>
-      <w:t>2026-08-31</w:t>
+      <w:t>2026-09-01</w:t>
       <w:br/>
       <w:br/>
     </w:r>

--- a/klagomål/A 11477-2026 FSC-klagomål.docx
+++ b/klagomål/A 11477-2026 FSC-klagomål.docx
@@ -732,7 +732,7 @@
     <w:r>
       <w:tab/>
       <w:tab/>
-      <w:t>2026-09-01</w:t>
+      <w:t>2026-09-02</w:t>
       <w:br/>
       <w:br/>
     </w:r>

--- a/klagomål/A 11477-2026 FSC-klagomål.docx
+++ b/klagomål/A 11477-2026 FSC-klagomål.docx
@@ -732,7 +732,7 @@
     <w:r>
       <w:tab/>
       <w:tab/>
-      <w:t>2026-09-02</w:t>
+      <w:t>2026-09-03</w:t>
       <w:br/>
       <w:br/>
     </w:r>

--- a/klagomål/A 11477-2026 FSC-klagomål.docx
+++ b/klagomål/A 11477-2026 FSC-klagomål.docx
@@ -732,7 +732,7 @@
     <w:r>
       <w:tab/>
       <w:tab/>
-      <w:t>2026-09-03</w:t>
+      <w:t>2026-09-04</w:t>
       <w:br/>
       <w:br/>
     </w:r>

--- a/klagomål/A 11477-2026 FSC-klagomål.docx
+++ b/klagomål/A 11477-2026 FSC-klagomål.docx
@@ -732,7 +732,7 @@
     <w:r>
       <w:tab/>
       <w:tab/>
-      <w:t>2026-09-04</w:t>
+      <w:t>2026-09-05</w:t>
       <w:br/>
       <w:br/>
     </w:r>
